--- a/phamsontayth3.docx
+++ b/phamsontayth3.docx
@@ -3,6 +3,172 @@
 <w:document xmlns:wpc="http://schemas.microsoft.com/office/word/2010/wordprocessingCanvas" xmlns:cx="http://schemas.microsoft.com/office/drawing/2014/chartex" xmlns:cx1="http://schemas.microsoft.com/office/drawing/2015/9/8/chartex" xmlns:cx2="http://schemas.microsoft.com/office/drawing/2015/10/21/chartex" xmlns:cx3="http://schemas.microsoft.com/office/drawing/2016/5/9/chartex" xmlns:cx4="http://schemas.microsoft.com/office/drawing/2016/5/10/chartex" xmlns:cx5="http://schemas.microsoft.com/office/drawing/2016/5/11/chartex" xmlns:cx6="http://schemas.microsoft.com/office/drawing/2016/5/12/chartex" xmlns:cx7="http://schemas.microsoft.com/office/drawing/2016/5/13/chartex" xmlns:cx8="http://schemas.microsoft.com/office/drawing/2016/5/14/chartex" xmlns:mc="http://schemas.openxmlformats.org/markup-compatibility/2006" xmlns:aink="http://schemas.microsoft.com/office/drawing/2016/ink" xmlns:am3d="http://schemas.microsoft.com/office/drawing/2017/model3d" xmlns:o="urn:schemas-microsoft-com:office:office" xmlns:oel="http://schemas.microsoft.com/office/2019/extlst" xmlns:r="http://schemas.openxmlformats.org/officeDocument/2006/relationships" xmlns:m="http://schemas.openxmlformats.org/officeDocument/2006/math" xmlns:v="urn:schemas-microsoft-com:vml" xmlns:wp14="http://schemas.microsoft.com/office/word/2010/wordprocessingDrawing" xmlns:wp="http://schemas.openxmlformats.org/drawingml/2006/wordprocessingDrawing" xmlns:w10="urn:schemas-microsoft-com:office:word" xmlns:w="http://schemas.openxmlformats.org/wordprocessingml/2006/main" xmlns:w14="http://schemas.microsoft.com/office/word/2010/wordml" xmlns:w15="http://schemas.microsoft.com/office/word/2012/wordml" xmlns:w16cex="http://schemas.microsoft.com/office/word/2018/wordml/cex" xmlns:w16cid="http://schemas.microsoft.com/office/word/2016/wordml/cid" xmlns:w16="http://schemas.microsoft.com/office/word/2018/wordml" xmlns:w16du="http://schemas.microsoft.com/office/word/2023/wordml/word16du" xmlns:w16sdtdh="http://schemas.microsoft.com/office/word/2020/wordml/sdtdatahash" xmlns:w16sdtfl="http://schemas.microsoft.com/office/word/2024/wordml/sdtformatlock" xmlns:w16se="http://schemas.microsoft.com/office/word/2015/wordml/symex" xmlns:wpg="http://schemas.microsoft.com/office/word/2010/wordprocessingGroup" xmlns:wpi="http://schemas.microsoft.com/office/word/2010/wordprocessingInk" xmlns:wne="http://schemas.microsoft.com/office/word/2006/wordml" xmlns:wps="http://schemas.microsoft.com/office/word/2010/wordprocessingShape" mc:Ignorable="w14 w15 w16se w16cid w16 w16cex w16sdtdh w16sdtfl w16du wp14">
   <w:body>
     <w:p>
+      <w:pPr>
+        <w:rPr>
+          <w:lang w:val="vi-VN"/>
+        </w:rPr>
+      </w:pPr>
+      <w:r>
+        <w:rPr>
+          <w:lang w:val="vi-VN"/>
+        </w:rPr>
+        <w:t>Môn học: Cơ sở dữ liệu nâng cao</w:t>
+      </w:r>
+    </w:p>
+    <w:p>
+      <w:pPr>
+        <w:rPr>
+          <w:lang w:val="vi-VN"/>
+        </w:rPr>
+      </w:pPr>
+      <w:r>
+        <w:rPr>
+          <w:lang w:val="vi-VN"/>
+        </w:rPr>
+        <w:t>Giảng viên hướng dẫn: Th.S Phạm Trọng Huynh</w:t>
+      </w:r>
+    </w:p>
+    <w:p>
+      <w:pPr>
+        <w:rPr>
+          <w:lang w:val="vi-VN"/>
+        </w:rPr>
+      </w:pPr>
+      <w:r>
+        <w:rPr>
+          <w:lang w:val="vi-VN"/>
+        </w:rPr>
+        <w:t>Sinh viên thực hiện: Phạm Sơn Tây</w:t>
+      </w:r>
+    </w:p>
+    <w:p>
+      <w:pPr>
+        <w:rPr>
+          <w:lang w:val="vi-VN"/>
+        </w:rPr>
+      </w:pPr>
+      <w:r>
+        <w:rPr>
+          <w:lang w:val="vi-VN"/>
+        </w:rPr>
+        <w:t>Lớp: 12_ĐH_CNTT4</w:t>
+      </w:r>
+    </w:p>
+    <w:p>
+      <w:pPr>
+        <w:rPr>
+          <w:lang w:val="vi-VN"/>
+        </w:rPr>
+      </w:pPr>
+      <w:r>
+        <w:rPr>
+          <w:lang w:val="vi-VN"/>
+        </w:rPr>
+        <w:t>Mã số sinh viên: 1250080169</w:t>
+      </w:r>
+    </w:p>
+    <w:p>
+      <w:pPr>
+        <w:rPr>
+          <w:lang w:val="vi-VN"/>
+        </w:rPr>
+      </w:pPr>
+      <w:r>
+        <w:rPr>
+          <w:lang w:val="vi-VN"/>
+        </w:rPr>
+        <w:t>Buổi thực hành: 3</w:t>
+      </w:r>
+    </w:p>
+    <w:p>
+      <w:pPr>
+        <w:rPr>
+          <w:lang w:val="vi-VN"/>
+        </w:rPr>
+      </w:pPr>
+    </w:p>
+    <w:p>
+      <w:pPr>
+        <w:rPr>
+          <w:lang w:val="vi-VN"/>
+        </w:rPr>
+      </w:pPr>
+    </w:p>
+    <w:p>
+      <w:pPr>
+        <w:rPr>
+          <w:lang w:val="vi-VN"/>
+        </w:rPr>
+      </w:pPr>
+    </w:p>
+    <w:p>
+      <w:pPr>
+        <w:rPr>
+          <w:lang w:val="vi-VN"/>
+        </w:rPr>
+      </w:pPr>
+    </w:p>
+    <w:p>
+      <w:pPr>
+        <w:rPr>
+          <w:lang w:val="vi-VN"/>
+        </w:rPr>
+      </w:pPr>
+    </w:p>
+    <w:p>
+      <w:pPr>
+        <w:rPr>
+          <w:lang w:val="vi-VN"/>
+        </w:rPr>
+      </w:pPr>
+    </w:p>
+    <w:p>
+      <w:pPr>
+        <w:rPr>
+          <w:lang w:val="vi-VN"/>
+        </w:rPr>
+      </w:pPr>
+    </w:p>
+    <w:p>
+      <w:pPr>
+        <w:rPr>
+          <w:lang w:val="vi-VN"/>
+        </w:rPr>
+      </w:pPr>
+    </w:p>
+    <w:p>
+      <w:pPr>
+        <w:rPr>
+          <w:lang w:val="vi-VN"/>
+        </w:rPr>
+        <w:sectPr>
+          <w:pgSz w:w="12240" w:h="15840"/>
+          <w:pgMar w:top="1440" w:right="1440" w:bottom="1440" w:left="1440" w:header="720" w:footer="720" w:gutter="0"/>
+          <w:cols w:space="720"/>
+          <w:docGrid w:linePitch="360"/>
+        </w:sectPr>
+      </w:pPr>
+    </w:p>
+    <w:p>
+      <w:pPr>
+        <w:rPr>
+          <w:lang w:val="vi-VN"/>
+        </w:rPr>
+      </w:pPr>
+      <w:r>
+        <w:rPr>
+          <w:lang w:val="vi-VN"/>
+        </w:rPr>
+        <w:lastRenderedPageBreak/>
+        <w:t>Tạo kết nối với tên PHAMSONTAY_TH_B3</w:t>
+      </w:r>
+    </w:p>
+    <w:p>
+      <w:pPr>
+        <w:rPr>
+          <w:lang w:val="vi-VN"/>
+        </w:rPr>
+      </w:pPr>
       <w:r>
         <w:drawing>
           <wp:inline distT="0" distB="0" distL="0" distR="0" wp14:anchorId="78BBB461" wp14:editId="5403DA55">
@@ -20,7 +186,7 @@
                     <pic:cNvPicPr/>
                   </pic:nvPicPr>
                   <pic:blipFill>
-                    <a:blip r:embed="rId4"/>
+                    <a:blip r:embed="rId7"/>
                     <a:stretch>
                       <a:fillRect/>
                     </a:stretch>
@@ -41,14 +207,4876 @@
         </w:drawing>
       </w:r>
     </w:p>
+    <w:p>
+      <w:pPr>
+        <w:rPr>
+          <w:lang w:val="vi-VN"/>
+        </w:rPr>
+      </w:pPr>
+      <w:r>
+        <w:rPr>
+          <w:lang w:val="vi-VN"/>
+        </w:rPr>
+        <w:t>Phần thực hành:</w:t>
+      </w:r>
+    </w:p>
+    <w:p>
+      <w:pPr>
+        <w:rPr>
+          <w:lang w:val="vi-VN"/>
+        </w:rPr>
+      </w:pPr>
+      <w:r>
+        <w:rPr>
+          <w:lang w:val="vi-VN"/>
+        </w:rPr>
+        <w:t>Bài 1: Khối lệnh PL/SQL cơ bản</w:t>
+      </w:r>
+    </w:p>
+    <w:p>
+      <w:pPr>
+        <w:rPr>
+          <w:lang w:val="vi-VN"/>
+        </w:rPr>
+      </w:pPr>
+      <w:r>
+        <w:rPr>
+          <w:lang w:val="vi-VN"/>
+        </w:rPr>
+        <w:t>1. Viết các lệnh thực hiện những công việc sau:</w:t>
+      </w:r>
+    </w:p>
+    <w:p>
+      <w:pPr>
+        <w:rPr>
+          <w:lang w:val="vi-VN"/>
+        </w:rPr>
+      </w:pPr>
+      <w:r>
+        <w:rPr>
+          <w:lang w:val="vi-VN"/>
+        </w:rPr>
+        <w:t>a. Tạo một bảng Cau1 với 2 cột ID (number) và NAME (varchar2(20)).</w:t>
+      </w:r>
+    </w:p>
+    <w:p>
+      <w:pPr>
+        <w:rPr>
+          <w:lang w:val="vi-VN"/>
+        </w:rPr>
+      </w:pPr>
+      <w:r>
+        <w:rPr>
+          <w:lang w:val="vi-VN"/>
+        </w:rPr>
+        <w:t>b. Tạo một sequence Cau1Seq với bước tăng là 5.</w:t>
+      </w:r>
+    </w:p>
+    <w:p>
+      <w:pPr>
+        <w:rPr>
+          <w:lang w:val="vi-VN"/>
+        </w:rPr>
+      </w:pPr>
+      <w:r>
+        <w:rPr>
+          <w:lang w:val="vi-VN"/>
+        </w:rPr>
+        <w:t>c. Khai báo 2 biến v_name và v_id. Biến v_name, v_id. dùng để chứa giá trị họ, mã</w:t>
+      </w:r>
+    </w:p>
+    <w:p>
+      <w:pPr>
+        <w:rPr>
+          <w:lang w:val="vi-VN"/>
+        </w:rPr>
+      </w:pPr>
+      <w:r>
+        <w:rPr>
+          <w:lang w:val="vi-VN"/>
+        </w:rPr>
+        <w:t>của sinh viên được thêm vào.</w:t>
+      </w:r>
+    </w:p>
+    <w:p>
+      <w:pPr>
+        <w:rPr>
+          <w:lang w:val="vi-VN"/>
+        </w:rPr>
+      </w:pPr>
+      <w:r>
+        <w:rPr>
+          <w:lang w:val="vi-VN"/>
+        </w:rPr>
+        <w:lastRenderedPageBreak/>
+        <w:t>d. Thêm vào bảng Cau1 tên của sinh viên đã đăng kí trong các môn học (bảng</w:t>
+      </w:r>
+    </w:p>
+    <w:p>
+      <w:pPr>
+        <w:rPr>
+          <w:lang w:val="vi-VN"/>
+        </w:rPr>
+      </w:pPr>
+      <w:r>
+        <w:rPr>
+          <w:lang w:val="vi-VN"/>
+        </w:rPr>
+        <w:t>enrollment) nhiều nhất. Mã sinh viên sẽ được lấy từ sequence Cau1Seq. Sau</w:t>
+      </w:r>
+    </w:p>
+    <w:p>
+      <w:pPr>
+        <w:rPr>
+          <w:lang w:val="vi-VN"/>
+        </w:rPr>
+      </w:pPr>
+      <w:r>
+        <w:rPr>
+          <w:lang w:val="vi-VN"/>
+        </w:rPr>
+        <w:t>thao tác này tạo Savepoint A.</w:t>
+      </w:r>
+    </w:p>
+    <w:p>
+      <w:pPr>
+        <w:rPr>
+          <w:lang w:val="vi-VN"/>
+        </w:rPr>
+      </w:pPr>
+      <w:r>
+        <w:rPr>
+          <w:lang w:val="vi-VN"/>
+        </w:rPr>
+        <w:t>e. Thêm vào bảng Cau1 tên của sinh viên đã đăng kí trong các môn học (bảng</w:t>
+      </w:r>
+    </w:p>
+    <w:p>
+      <w:pPr>
+        <w:rPr>
+          <w:lang w:val="vi-VN"/>
+        </w:rPr>
+      </w:pPr>
+      <w:r>
+        <w:rPr>
+          <w:lang w:val="vi-VN"/>
+        </w:rPr>
+        <w:t>enrollment) ít nhất. Mã sinh viên sẽ được lấy từ sequence Cau1Seq. Sau thao tác</w:t>
+      </w:r>
+    </w:p>
+    <w:p>
+      <w:pPr>
+        <w:rPr>
+          <w:lang w:val="vi-VN"/>
+        </w:rPr>
+      </w:pPr>
+      <w:r>
+        <w:rPr>
+          <w:lang w:val="vi-VN"/>
+        </w:rPr>
+        <w:t>này tạo Savepoint B.</w:t>
+      </w:r>
+    </w:p>
+    <w:p>
+      <w:pPr>
+        <w:rPr>
+          <w:lang w:val="vi-VN"/>
+        </w:rPr>
+      </w:pPr>
+      <w:r>
+        <w:rPr>
+          <w:lang w:val="vi-VN"/>
+        </w:rPr>
+        <w:t>f. Làm tương tự đối với các giáo viên có số lượng môn học dạy nhiều nhất.Sau thao</w:t>
+      </w:r>
+    </w:p>
+    <w:p>
+      <w:pPr>
+        <w:rPr>
+          <w:lang w:val="vi-VN"/>
+        </w:rPr>
+      </w:pPr>
+      <w:r>
+        <w:rPr>
+          <w:lang w:val="vi-VN"/>
+        </w:rPr>
+        <w:t>tác này tạo Savepoint C.</w:t>
+      </w:r>
+    </w:p>
+    <w:p>
+      <w:pPr>
+        <w:rPr>
+          <w:lang w:val="vi-VN"/>
+        </w:rPr>
+      </w:pPr>
+      <w:r>
+        <w:rPr>
+          <w:lang w:val="vi-VN"/>
+        </w:rPr>
+        <w:t>g. Sử dụng câu lệnh SELECT INTO, chứa giá trị của giáo viên có tên tương ứng</w:t>
+      </w:r>
+    </w:p>
+    <w:p>
+      <w:pPr>
+        <w:rPr>
+          <w:lang w:val="vi-VN"/>
+        </w:rPr>
+      </w:pPr>
+      <w:r>
+        <w:rPr>
+          <w:lang w:val="vi-VN"/>
+        </w:rPr>
+        <w:t>v_name vào biến v_id.</w:t>
+      </w:r>
+    </w:p>
+    <w:p>
+      <w:pPr>
+        <w:rPr>
+          <w:lang w:val="vi-VN"/>
+        </w:rPr>
+      </w:pPr>
+      <w:r>
+        <w:rPr>
+          <w:lang w:val="vi-VN"/>
+        </w:rPr>
+        <w:t>h. Undo giáo viên được thêm vào sử dụng rollback.</w:t>
+      </w:r>
+    </w:p>
+    <w:p>
+      <w:pPr>
+        <w:rPr>
+          <w:lang w:val="vi-VN"/>
+        </w:rPr>
+      </w:pPr>
+      <w:r>
+        <w:rPr>
+          <w:lang w:val="vi-VN"/>
+        </w:rPr>
+        <w:t>i. Thêm vào bảng Cau1 giáo viên dạy ít môn học nhất nhưng mã thêm vào không</w:t>
+      </w:r>
+    </w:p>
+    <w:p>
+      <w:pPr>
+        <w:rPr>
+          <w:lang w:val="vi-VN"/>
+        </w:rPr>
+      </w:pPr>
+      <w:r>
+        <w:rPr>
+          <w:lang w:val="vi-VN"/>
+        </w:rPr>
+        <w:t>lấy từ sequence mà lấy mã của giáo viên bị rollback truớc đó.I</w:t>
+      </w:r>
+    </w:p>
+    <w:p>
+      <w:pPr>
+        <w:rPr>
+          <w:lang w:val="vi-VN"/>
+        </w:rPr>
+      </w:pPr>
+      <w:r>
+        <w:rPr>
+          <w:lang w:val="vi-VN"/>
+        </w:rPr>
+        <w:t>j. Làm lại câu f với ID là lấy từ sequence .</w:t>
+      </w:r>
+    </w:p>
+    <w:p>
+      <w:pPr>
+        <w:rPr>
+          <w:lang w:val="vi-VN"/>
+        </w:rPr>
+      </w:pPr>
+      <w:r>
+        <w:rPr>
+          <w:lang w:val="vi-VN"/>
+        </w:rPr>
+        <w:t>CREATE TABLE Cau1 (</w:t>
+      </w:r>
+    </w:p>
+    <w:p>
+      <w:pPr>
+        <w:rPr>
+          <w:lang w:val="vi-VN"/>
+        </w:rPr>
+      </w:pPr>
+      <w:r>
+        <w:rPr>
+          <w:lang w:val="vi-VN"/>
+        </w:rPr>
+        <w:t xml:space="preserve">    ID NUMBER,</w:t>
+      </w:r>
+    </w:p>
+    <w:p>
+      <w:pPr>
+        <w:rPr>
+          <w:lang w:val="vi-VN"/>
+        </w:rPr>
+      </w:pPr>
+      <w:r>
+        <w:rPr>
+          <w:lang w:val="vi-VN"/>
+        </w:rPr>
+        <w:t xml:space="preserve">    NAME VARCHAR2(50) </w:t>
+      </w:r>
+    </w:p>
+    <w:p>
+      <w:pPr>
+        <w:rPr>
+          <w:lang w:val="vi-VN"/>
+        </w:rPr>
+      </w:pPr>
+      <w:r>
+        <w:rPr>
+          <w:lang w:val="vi-VN"/>
+        </w:rPr>
+        <w:t>);</w:t>
+      </w:r>
+    </w:p>
+    <w:p>
+      <w:pPr>
+        <w:rPr>
+          <w:lang w:val="vi-VN"/>
+        </w:rPr>
+      </w:pPr>
+      <w:r>
+        <w:rPr>
+          <w:lang w:val="vi-VN"/>
+        </w:rPr>
+        <w:t>SELECT c1.ID, c1.NAME FROM Cau1 c1;</w:t>
+      </w:r>
+    </w:p>
+    <w:p>
+      <w:pPr>
+        <w:rPr>
+          <w:lang w:val="vi-VN"/>
+        </w:rPr>
+      </w:pPr>
+      <w:r>
+        <w:rPr>
+          <w:lang w:val="vi-VN"/>
+        </w:rPr>
+        <w:t>CREATE SEQUENCE Cau1Seq START WITH 1 INCREMENT BY 5;</w:t>
+      </w:r>
+    </w:p>
+    <w:p>
+      <w:pPr>
+        <w:rPr>
+          <w:lang w:val="vi-VN"/>
+        </w:rPr>
+      </w:pPr>
+      <w:r>
+        <w:rPr>
+          <w:lang w:val="vi-VN"/>
+        </w:rPr>
+        <w:t>DECLARE</w:t>
+      </w:r>
+    </w:p>
+    <w:p>
+      <w:pPr>
+        <w:rPr>
+          <w:lang w:val="vi-VN"/>
+        </w:rPr>
+      </w:pPr>
+      <w:r>
+        <w:rPr>
+          <w:lang w:val="vi-VN"/>
+        </w:rPr>
+        <w:t xml:space="preserve">    v_name STUDENT.LastName%TYPE;</w:t>
+      </w:r>
+    </w:p>
+    <w:p>
+      <w:pPr>
+        <w:rPr>
+          <w:lang w:val="vi-VN"/>
+        </w:rPr>
+      </w:pPr>
+      <w:r>
+        <w:rPr>
+          <w:lang w:val="vi-VN"/>
+        </w:rPr>
+        <w:t xml:space="preserve">    v_id   NUMBER;</w:t>
+      </w:r>
+    </w:p>
+    <w:p>
+      <w:pPr>
+        <w:rPr>
+          <w:lang w:val="vi-VN"/>
+        </w:rPr>
+      </w:pPr>
+      <w:r>
+        <w:rPr>
+          <w:lang w:val="vi-VN"/>
+        </w:rPr>
+        <w:t xml:space="preserve">    v_temp_id NUMBER; </w:t>
+      </w:r>
+    </w:p>
+    <w:p>
+      <w:pPr>
+        <w:rPr>
+          <w:lang w:val="vi-VN"/>
+        </w:rPr>
+      </w:pPr>
+      <w:r>
+        <w:rPr>
+          <w:lang w:val="vi-VN"/>
+        </w:rPr>
+        <w:t>BEGIN</w:t>
+      </w:r>
+    </w:p>
+    <w:p>
+      <w:pPr>
+        <w:rPr>
+          <w:lang w:val="vi-VN"/>
+        </w:rPr>
+      </w:pPr>
+      <w:r>
+        <w:rPr>
+          <w:lang w:val="vi-VN"/>
+        </w:rPr>
+        <w:t xml:space="preserve">    SELECT (FirstName || ' ' || LastName) INTO v_name</w:t>
+      </w:r>
+    </w:p>
+    <w:p>
+      <w:pPr>
+        <w:rPr>
+          <w:lang w:val="vi-VN"/>
+        </w:rPr>
+      </w:pPr>
+      <w:r>
+        <w:rPr>
+          <w:lang w:val="vi-VN"/>
+        </w:rPr>
+        <w:lastRenderedPageBreak/>
+        <w:t xml:space="preserve">    FROM (SELECT s.FirstName, s.LastName FROM STUDENT s JOIN ENROLLMENT e ON s.StudentID = e.StudentID </w:t>
+      </w:r>
+    </w:p>
+    <w:p>
+      <w:pPr>
+        <w:rPr>
+          <w:lang w:val="vi-VN"/>
+        </w:rPr>
+      </w:pPr>
+      <w:r>
+        <w:rPr>
+          <w:lang w:val="vi-VN"/>
+        </w:rPr>
+        <w:t xml:space="preserve">          GROUP BY s.StudentID, s.FirstName, s.LastName ORDER BY COUNT(*) DESC)</w:t>
+      </w:r>
+    </w:p>
+    <w:p>
+      <w:pPr>
+        <w:rPr>
+          <w:lang w:val="vi-VN"/>
+        </w:rPr>
+      </w:pPr>
+      <w:r>
+        <w:rPr>
+          <w:lang w:val="vi-VN"/>
+        </w:rPr>
+        <w:t xml:space="preserve">    WHERE ROWNUM = 1;</w:t>
+      </w:r>
+    </w:p>
+    <w:p>
+      <w:pPr>
+        <w:rPr>
+          <w:lang w:val="vi-VN"/>
+        </w:rPr>
+      </w:pPr>
+      <w:r>
+        <w:rPr>
+          <w:lang w:val="vi-VN"/>
+        </w:rPr>
+        <w:t xml:space="preserve">    </w:t>
+      </w:r>
+    </w:p>
+    <w:p>
+      <w:pPr>
+        <w:rPr>
+          <w:lang w:val="vi-VN"/>
+        </w:rPr>
+      </w:pPr>
+      <w:r>
+        <w:rPr>
+          <w:lang w:val="vi-VN"/>
+        </w:rPr>
+        <w:t xml:space="preserve">    INSERT INTO Cau1 VALUES (Cau1Seq.NEXTVAL, v_name);</w:t>
+      </w:r>
+    </w:p>
+    <w:p>
+      <w:pPr>
+        <w:rPr>
+          <w:lang w:val="vi-VN"/>
+        </w:rPr>
+      </w:pPr>
+      <w:r>
+        <w:rPr>
+          <w:lang w:val="vi-VN"/>
+        </w:rPr>
+        <w:t xml:space="preserve">    SAVEPOINT A;</w:t>
+      </w:r>
+    </w:p>
+    <w:p>
+      <w:pPr>
+        <w:rPr>
+          <w:lang w:val="vi-VN"/>
+        </w:rPr>
+      </w:pPr>
+    </w:p>
+    <w:p>
+      <w:pPr>
+        <w:rPr>
+          <w:lang w:val="vi-VN"/>
+        </w:rPr>
+      </w:pPr>
+      <w:r>
+        <w:rPr>
+          <w:lang w:val="vi-VN"/>
+        </w:rPr>
+        <w:t xml:space="preserve">    SELECT (FirstName || ' ' || LastName) INTO v_name</w:t>
+      </w:r>
+    </w:p>
+    <w:p>
+      <w:pPr>
+        <w:rPr>
+          <w:lang w:val="vi-VN"/>
+        </w:rPr>
+      </w:pPr>
+      <w:r>
+        <w:rPr>
+          <w:lang w:val="vi-VN"/>
+        </w:rPr>
+        <w:t xml:space="preserve">    FROM (SELECT s.FirstName, s.LastName FROM STUDENT s JOIN ENROLLMENT e ON s.StudentID = e.StudentID </w:t>
+      </w:r>
+    </w:p>
+    <w:p>
+      <w:pPr>
+        <w:rPr>
+          <w:lang w:val="vi-VN"/>
+        </w:rPr>
+      </w:pPr>
+      <w:r>
+        <w:rPr>
+          <w:lang w:val="vi-VN"/>
+        </w:rPr>
+        <w:t xml:space="preserve">          GROUP BY s.StudentID, s.FirstName, s.LastName ORDER BY COUNT(*) ASC)</w:t>
+      </w:r>
+    </w:p>
+    <w:p>
+      <w:pPr>
+        <w:rPr>
+          <w:lang w:val="vi-VN"/>
+        </w:rPr>
+      </w:pPr>
+      <w:r>
+        <w:rPr>
+          <w:lang w:val="vi-VN"/>
+        </w:rPr>
+        <w:t xml:space="preserve">    WHERE ROWNUM = 1;</w:t>
+      </w:r>
+    </w:p>
+    <w:p>
+      <w:pPr>
+        <w:rPr>
+          <w:lang w:val="vi-VN"/>
+        </w:rPr>
+      </w:pPr>
+      <w:r>
+        <w:rPr>
+          <w:lang w:val="vi-VN"/>
+        </w:rPr>
+        <w:t xml:space="preserve">    </w:t>
+      </w:r>
+    </w:p>
+    <w:p>
+      <w:pPr>
+        <w:rPr>
+          <w:lang w:val="vi-VN"/>
+        </w:rPr>
+      </w:pPr>
+      <w:r>
+        <w:rPr>
+          <w:lang w:val="vi-VN"/>
+        </w:rPr>
+        <w:t xml:space="preserve">    INSERT INTO Cau1 VALUES (Cau1Seq.NEXTVAL, v_name);</w:t>
+      </w:r>
+    </w:p>
+    <w:p>
+      <w:pPr>
+        <w:rPr>
+          <w:lang w:val="vi-VN"/>
+        </w:rPr>
+      </w:pPr>
+      <w:r>
+        <w:rPr>
+          <w:lang w:val="vi-VN"/>
+        </w:rPr>
+        <w:t xml:space="preserve">    SAVEPOINT B;</w:t>
+      </w:r>
+    </w:p>
+    <w:p>
+      <w:pPr>
+        <w:rPr>
+          <w:lang w:val="vi-VN"/>
+        </w:rPr>
+      </w:pPr>
+    </w:p>
+    <w:p>
+      <w:pPr>
+        <w:rPr>
+          <w:lang w:val="vi-VN"/>
+        </w:rPr>
+      </w:pPr>
+      <w:r>
+        <w:rPr>
+          <w:lang w:val="vi-VN"/>
+        </w:rPr>
+        <w:t xml:space="preserve">    SELECT (FirstName || ' ' || LastName) INTO v_name</w:t>
+      </w:r>
+    </w:p>
+    <w:p>
+      <w:pPr>
+        <w:rPr>
+          <w:lang w:val="vi-VN"/>
+        </w:rPr>
+      </w:pPr>
+      <w:r>
+        <w:rPr>
+          <w:lang w:val="vi-VN"/>
+        </w:rPr>
+        <w:t xml:space="preserve">    FROM (SELECT i.FirstName, i.LastName FROM INSTRUCTOR i JOIN CLASS c ON i.InstructorID = c.InstructorID</w:t>
+      </w:r>
+    </w:p>
+    <w:p>
+      <w:pPr>
+        <w:rPr>
+          <w:lang w:val="vi-VN"/>
+        </w:rPr>
+      </w:pPr>
+      <w:r>
+        <w:rPr>
+          <w:lang w:val="vi-VN"/>
+        </w:rPr>
+        <w:t xml:space="preserve">          GROUP BY i.InstructorID, i.FirstName, i.LastName ORDER BY COUNT(*) DESC)</w:t>
+      </w:r>
+    </w:p>
+    <w:p>
+      <w:pPr>
+        <w:rPr>
+          <w:lang w:val="vi-VN"/>
+        </w:rPr>
+      </w:pPr>
+      <w:r>
+        <w:rPr>
+          <w:lang w:val="vi-VN"/>
+        </w:rPr>
+        <w:t xml:space="preserve">    WHERE ROWNUM = 1;</w:t>
+      </w:r>
+    </w:p>
+    <w:p>
+      <w:pPr>
+        <w:rPr>
+          <w:lang w:val="vi-VN"/>
+        </w:rPr>
+      </w:pPr>
+      <w:r>
+        <w:rPr>
+          <w:lang w:val="vi-VN"/>
+        </w:rPr>
+        <w:t xml:space="preserve">    </w:t>
+      </w:r>
+    </w:p>
+    <w:p>
+      <w:pPr>
+        <w:rPr>
+          <w:lang w:val="vi-VN"/>
+        </w:rPr>
+      </w:pPr>
+      <w:r>
+        <w:rPr>
+          <w:lang w:val="vi-VN"/>
+        </w:rPr>
+        <w:t xml:space="preserve">    INSERT INTO Cau1 VALUES (Cau1Seq.NEXTVAL, v_name);</w:t>
+      </w:r>
+    </w:p>
+    <w:p>
+      <w:pPr>
+        <w:rPr>
+          <w:lang w:val="vi-VN"/>
+        </w:rPr>
+      </w:pPr>
+      <w:r>
+        <w:rPr>
+          <w:lang w:val="vi-VN"/>
+        </w:rPr>
+        <w:t xml:space="preserve">    SAVEPOINT C;</w:t>
+      </w:r>
+    </w:p>
+    <w:p>
+      <w:pPr>
+        <w:rPr>
+          <w:lang w:val="vi-VN"/>
+        </w:rPr>
+      </w:pPr>
+    </w:p>
+    <w:p>
+      <w:pPr>
+        <w:rPr>
+          <w:lang w:val="vi-VN"/>
+        </w:rPr>
+      </w:pPr>
+      <w:r>
+        <w:rPr>
+          <w:lang w:val="vi-VN"/>
+        </w:rPr>
+        <w:t xml:space="preserve">    SELECT ID INTO v_id FROM Cau1 WHERE NAME = v_name AND ROWNUM = 1;</w:t>
+      </w:r>
+    </w:p>
+    <w:p>
+      <w:pPr>
+        <w:rPr>
+          <w:lang w:val="vi-VN"/>
+        </w:rPr>
+      </w:pPr>
+      <w:r>
+        <w:rPr>
+          <w:lang w:val="vi-VN"/>
+        </w:rPr>
+        <w:t xml:space="preserve">    v_temp_id := v_id; </w:t>
+      </w:r>
+    </w:p>
+    <w:p>
+      <w:pPr>
+        <w:rPr>
+          <w:lang w:val="vi-VN"/>
+        </w:rPr>
+      </w:pPr>
+    </w:p>
+    <w:p>
+      <w:pPr>
+        <w:rPr>
+          <w:lang w:val="vi-VN"/>
+        </w:rPr>
+      </w:pPr>
+      <w:r>
+        <w:rPr>
+          <w:lang w:val="vi-VN"/>
+        </w:rPr>
+        <w:t xml:space="preserve">    ROLLBACK TO B;</w:t>
+      </w:r>
+    </w:p>
+    <w:p>
+      <w:pPr>
+        <w:rPr>
+          <w:lang w:val="vi-VN"/>
+        </w:rPr>
+      </w:pPr>
+    </w:p>
+    <w:p>
+      <w:pPr>
+        <w:rPr>
+          <w:lang w:val="vi-VN"/>
+        </w:rPr>
+      </w:pPr>
+      <w:r>
+        <w:rPr>
+          <w:lang w:val="vi-VN"/>
+        </w:rPr>
+        <w:t xml:space="preserve">    SELECT (FirstName || ' ' || LastName) INTO v_name</w:t>
+      </w:r>
+    </w:p>
+    <w:p>
+      <w:pPr>
+        <w:rPr>
+          <w:lang w:val="vi-VN"/>
+        </w:rPr>
+      </w:pPr>
+      <w:r>
+        <w:rPr>
+          <w:lang w:val="vi-VN"/>
+        </w:rPr>
+        <w:t xml:space="preserve">    FROM (SELECT i.FirstName, i.LastName FROM INSTRUCTOR i JOIN CLASS c ON i.InstructorID = c.InstructorID</w:t>
+      </w:r>
+    </w:p>
+    <w:p>
+      <w:pPr>
+        <w:rPr>
+          <w:lang w:val="vi-VN"/>
+        </w:rPr>
+      </w:pPr>
+      <w:r>
+        <w:rPr>
+          <w:lang w:val="vi-VN"/>
+        </w:rPr>
+        <w:t xml:space="preserve">          GROUP BY i.InstructorID, i.FirstName, i.LastName ORDER BY COUNT(*) ASC)</w:t>
+      </w:r>
+    </w:p>
+    <w:p>
+      <w:pPr>
+        <w:rPr>
+          <w:lang w:val="vi-VN"/>
+        </w:rPr>
+      </w:pPr>
+      <w:r>
+        <w:rPr>
+          <w:lang w:val="vi-VN"/>
+        </w:rPr>
+        <w:t xml:space="preserve">    WHERE ROWNUM = 1;</w:t>
+      </w:r>
+    </w:p>
+    <w:p>
+      <w:pPr>
+        <w:rPr>
+          <w:lang w:val="vi-VN"/>
+        </w:rPr>
+      </w:pPr>
+      <w:r>
+        <w:rPr>
+          <w:lang w:val="vi-VN"/>
+        </w:rPr>
+        <w:t xml:space="preserve">    </w:t>
+      </w:r>
+    </w:p>
+    <w:p>
+      <w:pPr>
+        <w:rPr>
+          <w:lang w:val="vi-VN"/>
+        </w:rPr>
+      </w:pPr>
+      <w:r>
+        <w:rPr>
+          <w:lang w:val="vi-VN"/>
+        </w:rPr>
+        <w:t xml:space="preserve">    INSERT INTO Cau1 VALUES (v_temp_id, v_name);</w:t>
+      </w:r>
+    </w:p>
+    <w:p>
+      <w:pPr>
+        <w:rPr>
+          <w:lang w:val="vi-VN"/>
+        </w:rPr>
+      </w:pPr>
+    </w:p>
+    <w:p>
+      <w:pPr>
+        <w:rPr>
+          <w:lang w:val="vi-VN"/>
+        </w:rPr>
+      </w:pPr>
+      <w:r>
+        <w:rPr>
+          <w:lang w:val="vi-VN"/>
+        </w:rPr>
+        <w:t xml:space="preserve">    SELECT (FirstName || ' ' || LastName) INTO v_name</w:t>
+      </w:r>
+    </w:p>
+    <w:p>
+      <w:pPr>
+        <w:rPr>
+          <w:lang w:val="vi-VN"/>
+        </w:rPr>
+      </w:pPr>
+      <w:r>
+        <w:rPr>
+          <w:lang w:val="vi-VN"/>
+        </w:rPr>
+        <w:t xml:space="preserve">    FROM (SELECT i.FirstName, i.LastName FROM INSTRUCTOR i JOIN CLASS c ON i.InstructorID = c.InstructorID</w:t>
+      </w:r>
+    </w:p>
+    <w:p>
+      <w:pPr>
+        <w:rPr>
+          <w:lang w:val="vi-VN"/>
+        </w:rPr>
+      </w:pPr>
+      <w:r>
+        <w:rPr>
+          <w:lang w:val="vi-VN"/>
+        </w:rPr>
+        <w:t xml:space="preserve">          GROUP BY i.InstructorID, i.FirstName, i.LastName ORDER BY COUNT(*) DESC)</w:t>
+      </w:r>
+    </w:p>
+    <w:p>
+      <w:pPr>
+        <w:rPr>
+          <w:lang w:val="vi-VN"/>
+        </w:rPr>
+      </w:pPr>
+      <w:r>
+        <w:rPr>
+          <w:lang w:val="vi-VN"/>
+        </w:rPr>
+        <w:t xml:space="preserve">    WHERE ROWNUM = 1;</w:t>
+      </w:r>
+    </w:p>
+    <w:p>
+      <w:pPr>
+        <w:rPr>
+          <w:lang w:val="vi-VN"/>
+        </w:rPr>
+      </w:pPr>
+      <w:r>
+        <w:rPr>
+          <w:lang w:val="vi-VN"/>
+        </w:rPr>
+        <w:t xml:space="preserve">    </w:t>
+      </w:r>
+    </w:p>
+    <w:p>
+      <w:pPr>
+        <w:rPr>
+          <w:lang w:val="vi-VN"/>
+        </w:rPr>
+      </w:pPr>
+      <w:r>
+        <w:rPr>
+          <w:lang w:val="vi-VN"/>
+        </w:rPr>
+        <w:t xml:space="preserve">    INSERT INTO Cau1 VALUES (Cau1Seq.NEXTVAL, v_name);</w:t>
+      </w:r>
+    </w:p>
+    <w:p>
+      <w:pPr>
+        <w:rPr>
+          <w:lang w:val="vi-VN"/>
+        </w:rPr>
+      </w:pPr>
+      <w:r>
+        <w:rPr>
+          <w:lang w:val="vi-VN"/>
+        </w:rPr>
+        <w:t xml:space="preserve">    </w:t>
+      </w:r>
+    </w:p>
+    <w:p>
+      <w:pPr>
+        <w:rPr>
+          <w:lang w:val="vi-VN"/>
+        </w:rPr>
+      </w:pPr>
+      <w:r>
+        <w:rPr>
+          <w:lang w:val="vi-VN"/>
+        </w:rPr>
+        <w:t xml:space="preserve">    COMMIT;</w:t>
+      </w:r>
+    </w:p>
+    <w:p>
+      <w:pPr>
+        <w:rPr>
+          <w:lang w:val="vi-VN"/>
+        </w:rPr>
+      </w:pPr>
+      <w:r>
+        <w:rPr>
+          <w:lang w:val="vi-VN"/>
+        </w:rPr>
+        <w:t>END;</w:t>
+      </w:r>
+    </w:p>
+    <w:p>
+      <w:pPr>
+        <w:rPr>
+          <w:lang w:val="vi-VN"/>
+        </w:rPr>
+      </w:pPr>
+    </w:p>
+    <w:p>
+      <w:pPr>
+        <w:rPr>
+          <w:lang w:val="vi-VN"/>
+        </w:rPr>
+      </w:pPr>
+      <w:r>
+        <w:rPr>
+          <w:lang w:val="vi-VN"/>
+        </w:rPr>
+        <w:t>/</w:t>
+      </w:r>
+    </w:p>
+    <w:p>
+      <w:pPr>
+        <w:rPr>
+          <w:lang w:val="vi-VN"/>
+        </w:rPr>
+      </w:pPr>
+    </w:p>
+    <w:p>
+      <w:pPr>
+        <w:rPr>
+          <w:lang w:val="vi-VN"/>
+        </w:rPr>
+      </w:pPr>
+      <w:r>
+        <w:rPr>
+          <w:lang w:val="vi-VN"/>
+        </w:rPr>
+        <w:t>SELECT USER, Cau1.* FROM Cau1;</w:t>
+      </w:r>
+    </w:p>
+    <w:p>
+      <w:pPr>
+        <w:rPr>
+          <w:lang w:val="vi-VN"/>
+        </w:rPr>
+      </w:pPr>
+      <w:r>
+        <w:rPr>
+          <w:lang w:val="vi-VN"/>
+        </w:rPr>
+        <w:lastRenderedPageBreak/>
+        <w:drawing>
+          <wp:inline distT="0" distB="0" distL="0" distR="0" wp14:anchorId="2A6F8F27" wp14:editId="14D384F1">
+            <wp:extent cx="3057952" cy="2591162"/>
+            <wp:effectExtent l="0" t="0" r="9525" b="0"/>
+            <wp:docPr id="655660035" name="Picture 1"/>
+            <wp:cNvGraphicFramePr>
+              <a:graphicFrameLocks xmlns:a="http://schemas.openxmlformats.org/drawingml/2006/main" noChangeAspect="1"/>
+            </wp:cNvGraphicFramePr>
+            <a:graphic xmlns:a="http://schemas.openxmlformats.org/drawingml/2006/main">
+              <a:graphicData uri="http://schemas.openxmlformats.org/drawingml/2006/picture">
+                <pic:pic xmlns:pic="http://schemas.openxmlformats.org/drawingml/2006/picture">
+                  <pic:nvPicPr>
+                    <pic:cNvPr id="655660035" name=""/>
+                    <pic:cNvPicPr/>
+                  </pic:nvPicPr>
+                  <pic:blipFill>
+                    <a:blip r:embed="rId8"/>
+                    <a:stretch>
+                      <a:fillRect/>
+                    </a:stretch>
+                  </pic:blipFill>
+                  <pic:spPr>
+                    <a:xfrm>
+                      <a:off x="0" y="0"/>
+                      <a:ext cx="3057952" cy="2591162"/>
+                    </a:xfrm>
+                    <a:prstGeom prst="rect">
+                      <a:avLst/>
+                    </a:prstGeom>
+                  </pic:spPr>
+                </pic:pic>
+              </a:graphicData>
+            </a:graphic>
+          </wp:inline>
+        </w:drawing>
+      </w:r>
+    </w:p>
+    <w:p>
+      <w:pPr>
+        <w:rPr>
+          <w:lang w:val="vi-VN"/>
+        </w:rPr>
+      </w:pPr>
+      <w:r>
+        <w:rPr>
+          <w:lang w:val="vi-VN"/>
+        </w:rPr>
+        <w:t>2. Viết một đoạn chương trình: người dùng nhập vào mã sinh viên. Nếu sinh viên đó tồn</w:t>
+      </w:r>
+    </w:p>
+    <w:p>
+      <w:pPr>
+        <w:rPr>
+          <w:lang w:val="vi-VN"/>
+        </w:rPr>
+      </w:pPr>
+      <w:r>
+        <w:rPr>
+          <w:lang w:val="vi-VN"/>
+        </w:rPr>
+        <w:t>tại thì hiển thị ra họ tên sinh viên và số lớp sinh viên đó đang học. Ngươc lại, yêu cầu</w:t>
+      </w:r>
+    </w:p>
+    <w:p>
+      <w:pPr>
+        <w:rPr>
+          <w:lang w:val="vi-VN"/>
+        </w:rPr>
+      </w:pPr>
+      <w:r>
+        <w:rPr>
+          <w:lang w:val="vi-VN"/>
+        </w:rPr>
+        <w:t>người dùng thêm vào sinh viên mới với mã số vừa nhập, các thông tin khác (họ, tên</w:t>
+      </w:r>
+    </w:p>
+    <w:p>
+      <w:r>
+        <w:rPr>
+          <w:lang w:val="vi-VN"/>
+        </w:rPr>
+        <w:t>sinh viên, địa chỉ nguời dùng sẽ nhập vào)</w:t>
+      </w:r>
+    </w:p>
+    <w:p>
+      <w:r>
+        <w:t>DECLARE</w:t>
+      </w:r>
+    </w:p>
+    <w:p>
+      <w:r>
+        <w:t xml:space="preserve">    v_sid </w:t>
+      </w:r>
+      <w:proofErr w:type="spellStart"/>
+      <w:r>
+        <w:t>STUDENT.StudentID%</w:t>
+      </w:r>
+      <w:proofErr w:type="gramStart"/>
+      <w:r>
+        <w:t>TYPE</w:t>
+      </w:r>
+      <w:proofErr w:type="spellEnd"/>
+      <w:r>
+        <w:t xml:space="preserve"> :</w:t>
+      </w:r>
+      <w:proofErr w:type="gramEnd"/>
+      <w:r>
+        <w:t>=</w:t>
+      </w:r>
+      <w:proofErr w:type="gramStart"/>
+      <w:r>
+        <w:t xml:space="preserve"> :</w:t>
+      </w:r>
+      <w:proofErr w:type="spellStart"/>
+      <w:r>
+        <w:t>Nhap</w:t>
+      </w:r>
+      <w:proofErr w:type="gramEnd"/>
+      <w:r>
+        <w:t>_Ma_SV</w:t>
+      </w:r>
+      <w:proofErr w:type="spellEnd"/>
+      <w:r>
+        <w:t>;</w:t>
+      </w:r>
+    </w:p>
+    <w:p>
+      <w:r>
+        <w:t xml:space="preserve">    </w:t>
+      </w:r>
+      <w:proofErr w:type="spellStart"/>
+      <w:r>
+        <w:t>v_fname</w:t>
+      </w:r>
+      <w:proofErr w:type="spellEnd"/>
+      <w:r>
+        <w:t xml:space="preserve"> </w:t>
+      </w:r>
+      <w:proofErr w:type="spellStart"/>
+      <w:r>
+        <w:t>STUDENT.FirstName%TYPE</w:t>
+      </w:r>
+      <w:proofErr w:type="spellEnd"/>
+      <w:r>
+        <w:t>;</w:t>
+      </w:r>
+    </w:p>
+    <w:p>
+      <w:r>
+        <w:t xml:space="preserve">    </w:t>
+      </w:r>
+      <w:proofErr w:type="spellStart"/>
+      <w:r>
+        <w:t>v_lname</w:t>
+      </w:r>
+      <w:proofErr w:type="spellEnd"/>
+      <w:r>
+        <w:t xml:space="preserve"> </w:t>
+      </w:r>
+      <w:proofErr w:type="spellStart"/>
+      <w:r>
+        <w:t>STUDENT.LastName%TYPE</w:t>
+      </w:r>
+      <w:proofErr w:type="spellEnd"/>
+      <w:r>
+        <w:t>;</w:t>
+      </w:r>
+    </w:p>
+    <w:p>
+      <w:r>
+        <w:t xml:space="preserve">    </w:t>
+      </w:r>
+      <w:proofErr w:type="spellStart"/>
+      <w:r>
+        <w:t>v_count</w:t>
+      </w:r>
+      <w:proofErr w:type="spellEnd"/>
+      <w:r>
+        <w:t xml:space="preserve"> NUMBER;</w:t>
+      </w:r>
+    </w:p>
+    <w:p>
+      <w:r>
+        <w:t>BEGIN</w:t>
+      </w:r>
+    </w:p>
+    <w:p>
+      <w:r>
+        <w:t xml:space="preserve">    SELECT </w:t>
+      </w:r>
+      <w:proofErr w:type="gramStart"/>
+      <w:r>
+        <w:t>COUNT(</w:t>
+      </w:r>
+      <w:proofErr w:type="gramEnd"/>
+      <w:r>
+        <w:t xml:space="preserve">*) INTO </w:t>
+      </w:r>
+      <w:proofErr w:type="spellStart"/>
+      <w:r>
+        <w:t>v_count</w:t>
+      </w:r>
+      <w:proofErr w:type="spellEnd"/>
+      <w:r>
+        <w:t xml:space="preserve"> FROM STUDENT WHERE </w:t>
+      </w:r>
+      <w:proofErr w:type="spellStart"/>
+      <w:r>
+        <w:t>StudentID</w:t>
+      </w:r>
+      <w:proofErr w:type="spellEnd"/>
+      <w:r>
+        <w:t xml:space="preserve"> = v_sid;</w:t>
+      </w:r>
+    </w:p>
+    <w:p>
+      <w:r>
+        <w:t xml:space="preserve">    </w:t>
+      </w:r>
+    </w:p>
+    <w:p>
+      <w:r>
+        <w:t xml:space="preserve">    IF </w:t>
+      </w:r>
+      <w:proofErr w:type="spellStart"/>
+      <w:r>
+        <w:t>v_count</w:t>
+      </w:r>
+      <w:proofErr w:type="spellEnd"/>
+      <w:r>
+        <w:t xml:space="preserve"> &gt; 0 THEN</w:t>
+      </w:r>
+    </w:p>
+    <w:p>
+      <w:r>
+        <w:t xml:space="preserve">        SELECT FirstName, LastName INTO </w:t>
+      </w:r>
+      <w:proofErr w:type="spellStart"/>
+      <w:r>
+        <w:t>v_fname</w:t>
+      </w:r>
+      <w:proofErr w:type="spellEnd"/>
+      <w:r>
+        <w:t xml:space="preserve">, </w:t>
+      </w:r>
+      <w:proofErr w:type="spellStart"/>
+      <w:r>
+        <w:t>v_lname</w:t>
+      </w:r>
+      <w:proofErr w:type="spellEnd"/>
+      <w:r>
+        <w:t xml:space="preserve"> FROM STUDENT WHERE </w:t>
+      </w:r>
+      <w:proofErr w:type="spellStart"/>
+      <w:r>
+        <w:t>StudentID</w:t>
+      </w:r>
+      <w:proofErr w:type="spellEnd"/>
+      <w:r>
+        <w:t xml:space="preserve"> = v_sid;</w:t>
+      </w:r>
+    </w:p>
+    <w:p>
+      <w:r>
+        <w:t xml:space="preserve">        SELECT </w:t>
+      </w:r>
+      <w:proofErr w:type="gramStart"/>
+      <w:r>
+        <w:t>COUNT(</w:t>
+      </w:r>
+      <w:proofErr w:type="gramEnd"/>
+      <w:r>
+        <w:t xml:space="preserve">*) INTO </w:t>
+      </w:r>
+      <w:proofErr w:type="spellStart"/>
+      <w:r>
+        <w:t>v_count</w:t>
+      </w:r>
+      <w:proofErr w:type="spellEnd"/>
+      <w:r>
+        <w:t xml:space="preserve"> FROM ENROLLMENT WHERE </w:t>
+      </w:r>
+      <w:proofErr w:type="spellStart"/>
+      <w:r>
+        <w:t>StudentID</w:t>
+      </w:r>
+      <w:proofErr w:type="spellEnd"/>
+      <w:r>
+        <w:t xml:space="preserve"> = v_sid;</w:t>
+      </w:r>
+    </w:p>
+    <w:p>
+      <w:r>
+        <w:t xml:space="preserve">        DBMS_OUTPUT.PUT_</w:t>
+      </w:r>
+      <w:proofErr w:type="gramStart"/>
+      <w:r>
+        <w:t>LINE(</w:t>
+      </w:r>
+      <w:proofErr w:type="gramEnd"/>
+      <w:r>
+        <w:t>'</w:t>
+      </w:r>
+      <w:proofErr w:type="spellStart"/>
+      <w:r>
+        <w:t>Họ</w:t>
+      </w:r>
+      <w:proofErr w:type="spellEnd"/>
+      <w:r>
+        <w:t xml:space="preserve"> </w:t>
+      </w:r>
+      <w:proofErr w:type="spellStart"/>
+      <w:r>
+        <w:t>tên</w:t>
+      </w:r>
+      <w:proofErr w:type="spellEnd"/>
+      <w:r>
+        <w:t xml:space="preserve">: ' || </w:t>
+      </w:r>
+      <w:proofErr w:type="spellStart"/>
+      <w:r>
+        <w:t>v_fname</w:t>
+      </w:r>
+      <w:proofErr w:type="spellEnd"/>
+      <w:r>
+        <w:t xml:space="preserve"> || ' ' || </w:t>
+      </w:r>
+      <w:proofErr w:type="spellStart"/>
+      <w:r>
+        <w:t>v_lname</w:t>
+      </w:r>
+      <w:proofErr w:type="spellEnd"/>
+      <w:r>
+        <w:t xml:space="preserve"> || ' - </w:t>
+      </w:r>
+      <w:proofErr w:type="spellStart"/>
+      <w:r>
+        <w:t>Số</w:t>
+      </w:r>
+      <w:proofErr w:type="spellEnd"/>
+      <w:r>
+        <w:t xml:space="preserve"> </w:t>
+      </w:r>
+      <w:proofErr w:type="spellStart"/>
+      <w:r>
+        <w:t>lớp</w:t>
+      </w:r>
+      <w:proofErr w:type="spellEnd"/>
+      <w:r>
+        <w:t xml:space="preserve"> </w:t>
+      </w:r>
+      <w:proofErr w:type="spellStart"/>
+      <w:r>
+        <w:t>đang</w:t>
+      </w:r>
+      <w:proofErr w:type="spellEnd"/>
+      <w:r>
+        <w:t xml:space="preserve"> </w:t>
+      </w:r>
+      <w:proofErr w:type="spellStart"/>
+      <w:r>
+        <w:t>học</w:t>
+      </w:r>
+      <w:proofErr w:type="spellEnd"/>
+      <w:r>
+        <w:t xml:space="preserve">: ' || </w:t>
+      </w:r>
+      <w:proofErr w:type="spellStart"/>
+      <w:r>
+        <w:t>v_count</w:t>
+      </w:r>
+      <w:proofErr w:type="spellEnd"/>
+      <w:r>
+        <w:t>);</w:t>
+      </w:r>
+    </w:p>
+    <w:p>
+      <w:r>
+        <w:t xml:space="preserve">    ELSE</w:t>
+      </w:r>
+    </w:p>
+    <w:p>
+      <w:r>
+        <w:lastRenderedPageBreak/>
+        <w:t xml:space="preserve">        DBMS_OUTPUT.PUT_</w:t>
+      </w:r>
+      <w:proofErr w:type="gramStart"/>
+      <w:r>
+        <w:t>LINE(</w:t>
+      </w:r>
+      <w:proofErr w:type="gramEnd"/>
+      <w:r>
+        <w:t xml:space="preserve">'Sinh </w:t>
+      </w:r>
+      <w:proofErr w:type="spellStart"/>
+      <w:r>
+        <w:t>viên</w:t>
+      </w:r>
+      <w:proofErr w:type="spellEnd"/>
+      <w:r>
+        <w:t xml:space="preserve"> </w:t>
+      </w:r>
+      <w:proofErr w:type="spellStart"/>
+      <w:r>
+        <w:t>không</w:t>
+      </w:r>
+      <w:proofErr w:type="spellEnd"/>
+      <w:r>
+        <w:t xml:space="preserve"> </w:t>
+      </w:r>
+      <w:proofErr w:type="spellStart"/>
+      <w:r>
+        <w:t>tồn</w:t>
+      </w:r>
+      <w:proofErr w:type="spellEnd"/>
+      <w:r>
+        <w:t xml:space="preserve"> </w:t>
+      </w:r>
+      <w:proofErr w:type="spellStart"/>
+      <w:r>
+        <w:t>tại</w:t>
+      </w:r>
+      <w:proofErr w:type="spellEnd"/>
+      <w:r>
+        <w:t xml:space="preserve">. </w:t>
+      </w:r>
+      <w:proofErr w:type="spellStart"/>
+      <w:r>
+        <w:t>Đang</w:t>
+      </w:r>
+      <w:proofErr w:type="spellEnd"/>
+      <w:r>
+        <w:t xml:space="preserve"> </w:t>
+      </w:r>
+      <w:proofErr w:type="spellStart"/>
+      <w:r>
+        <w:t>tạo</w:t>
+      </w:r>
+      <w:proofErr w:type="spellEnd"/>
+      <w:r>
+        <w:t xml:space="preserve"> </w:t>
+      </w:r>
+      <w:proofErr w:type="spellStart"/>
+      <w:r>
+        <w:t>mới</w:t>
+      </w:r>
+      <w:proofErr w:type="spellEnd"/>
+      <w:r>
+        <w:t>...');</w:t>
+      </w:r>
+    </w:p>
+    <w:p>
+      <w:r>
+        <w:t xml:space="preserve">        INSERT INTO STUDENT (</w:t>
+      </w:r>
+      <w:proofErr w:type="spellStart"/>
+      <w:r>
+        <w:t>StudentID</w:t>
+      </w:r>
+      <w:proofErr w:type="spellEnd"/>
+      <w:r>
+        <w:t xml:space="preserve">, FirstName, LastName, Address, </w:t>
+      </w:r>
+      <w:proofErr w:type="spellStart"/>
+      <w:r>
+        <w:t>RegistrationDate</w:t>
+      </w:r>
+      <w:proofErr w:type="spellEnd"/>
+      <w:r>
+        <w:t xml:space="preserve">, </w:t>
+      </w:r>
+      <w:proofErr w:type="spellStart"/>
+      <w:r>
+        <w:t>CreatedBy</w:t>
+      </w:r>
+      <w:proofErr w:type="spellEnd"/>
+      <w:r>
+        <w:t xml:space="preserve">, </w:t>
+      </w:r>
+      <w:proofErr w:type="spellStart"/>
+      <w:r>
+        <w:t>CreatedDate</w:t>
+      </w:r>
+      <w:proofErr w:type="spellEnd"/>
+      <w:r>
+        <w:t xml:space="preserve">, </w:t>
+      </w:r>
+      <w:proofErr w:type="spellStart"/>
+      <w:r>
+        <w:t>ModifiedBy</w:t>
+      </w:r>
+      <w:proofErr w:type="spellEnd"/>
+      <w:r>
+        <w:t xml:space="preserve">, </w:t>
+      </w:r>
+      <w:proofErr w:type="spellStart"/>
+      <w:r>
+        <w:t>ModifiedDate</w:t>
+      </w:r>
+      <w:proofErr w:type="spellEnd"/>
+      <w:r>
+        <w:t>)</w:t>
+      </w:r>
+    </w:p>
+    <w:p>
+      <w:r>
+        <w:t xml:space="preserve">        VALUES (v_sid, '&amp;</w:t>
+      </w:r>
+      <w:proofErr w:type="spellStart"/>
+      <w:r>
+        <w:t>Nhap_Ten</w:t>
+      </w:r>
+      <w:proofErr w:type="spellEnd"/>
+      <w:r>
+        <w:t>', '&amp;</w:t>
+      </w:r>
+      <w:proofErr w:type="spellStart"/>
+      <w:r>
+        <w:t>Nhap_Ho</w:t>
+      </w:r>
+      <w:proofErr w:type="spellEnd"/>
+      <w:r>
+        <w:t>', '&amp;</w:t>
+      </w:r>
+      <w:proofErr w:type="spellStart"/>
+      <w:r>
+        <w:t>Nhap_Dia_Chi</w:t>
+      </w:r>
+      <w:proofErr w:type="spellEnd"/>
+      <w:r>
+        <w:t>', SYSDATE, USER, SYSDATE, USER, SYSDATE);</w:t>
+      </w:r>
+    </w:p>
+    <w:p>
+      <w:r>
+        <w:t xml:space="preserve">        COMMIT;</w:t>
+      </w:r>
+    </w:p>
+    <w:p>
+      <w:r>
+        <w:t xml:space="preserve">    END IF;</w:t>
+      </w:r>
+    </w:p>
+    <w:p>
+      <w:r>
+        <w:t>END;</w:t>
+      </w:r>
+    </w:p>
+    <w:p>
+      <w:r>
+        <w:drawing>
+          <wp:inline distT="0" distB="0" distL="0" distR="0" wp14:anchorId="5DD470DE" wp14:editId="1D0B1DCB">
+            <wp:extent cx="5943600" cy="2927350"/>
+            <wp:effectExtent l="0" t="0" r="0" b="6350"/>
+            <wp:docPr id="1195857089" name="Picture 1"/>
+            <wp:cNvGraphicFramePr>
+              <a:graphicFrameLocks xmlns:a="http://schemas.openxmlformats.org/drawingml/2006/main" noChangeAspect="1"/>
+            </wp:cNvGraphicFramePr>
+            <a:graphic xmlns:a="http://schemas.openxmlformats.org/drawingml/2006/main">
+              <a:graphicData uri="http://schemas.openxmlformats.org/drawingml/2006/picture">
+                <pic:pic xmlns:pic="http://schemas.openxmlformats.org/drawingml/2006/picture">
+                  <pic:nvPicPr>
+                    <pic:cNvPr id="1195857089" name=""/>
+                    <pic:cNvPicPr/>
+                  </pic:nvPicPr>
+                  <pic:blipFill>
+                    <a:blip r:embed="rId9"/>
+                    <a:stretch>
+                      <a:fillRect/>
+                    </a:stretch>
+                  </pic:blipFill>
+                  <pic:spPr>
+                    <a:xfrm>
+                      <a:off x="0" y="0"/>
+                      <a:ext cx="5943600" cy="2927350"/>
+                    </a:xfrm>
+                    <a:prstGeom prst="rect">
+                      <a:avLst/>
+                    </a:prstGeom>
+                  </pic:spPr>
+                </pic:pic>
+              </a:graphicData>
+            </a:graphic>
+          </wp:inline>
+        </w:drawing>
+      </w:r>
+    </w:p>
+    <w:p>
+      <w:pPr>
+        <w:rPr>
+          <w:lang w:val="vi-VN"/>
+        </w:rPr>
+      </w:pPr>
+      <w:r>
+        <w:rPr>
+          <w:lang w:val="vi-VN"/>
+        </w:rPr>
+        <w:t>Bài 2: Các cấu trúc điều khiển</w:t>
+      </w:r>
+    </w:p>
+    <w:p>
+      <w:pPr>
+        <w:rPr>
+          <w:lang w:val="vi-VN"/>
+        </w:rPr>
+      </w:pPr>
+      <w:r>
+        <w:rPr>
+          <w:lang w:val="vi-VN"/>
+        </w:rPr>
+        <w:t>1. Viết một đoạn mã lệnh: Người dùng nhập vào mã của một giáo viên, xác định số</w:t>
+      </w:r>
+    </w:p>
+    <w:p>
+      <w:pPr>
+        <w:rPr>
+          <w:lang w:val="vi-VN"/>
+        </w:rPr>
+      </w:pPr>
+      <w:r>
+        <w:rPr>
+          <w:lang w:val="vi-VN"/>
+        </w:rPr>
+        <w:t>lượng lớp mà giáo viên này đang dạy. Nếu số lớp lớn hơn hoặc bằng 5 thì đưa ra một</w:t>
+      </w:r>
+    </w:p>
+    <w:p>
+      <w:pPr>
+        <w:rPr>
+          <w:lang w:val="vi-VN"/>
+        </w:rPr>
+      </w:pPr>
+      <w:r>
+        <w:rPr>
+          <w:lang w:val="vi-VN"/>
+        </w:rPr>
+        <w:t>thông báo: “Giáo viên này nên nghỉ ngơi!”, ngược lại in ra số lớp giáo viên này đang</w:t>
+      </w:r>
+    </w:p>
+    <w:p>
+      <w:r>
+        <w:rPr>
+          <w:lang w:val="vi-VN"/>
+        </w:rPr>
+        <w:t>dạy.</w:t>
+      </w:r>
+    </w:p>
+    <w:p>
+      <w:r>
+        <w:t>DECLARE</w:t>
+      </w:r>
+    </w:p>
+    <w:p>
+      <w:r>
+        <w:t xml:space="preserve">    </w:t>
+      </w:r>
+      <w:proofErr w:type="spellStart"/>
+      <w:r>
+        <w:t>v_inst_id</w:t>
+      </w:r>
+      <w:proofErr w:type="spellEnd"/>
+      <w:r>
+        <w:t xml:space="preserve"> </w:t>
+      </w:r>
+      <w:proofErr w:type="spellStart"/>
+      <w:r>
+        <w:t>INSTRUCTOR.InstructorID%</w:t>
+      </w:r>
+      <w:proofErr w:type="gramStart"/>
+      <w:r>
+        <w:t>TYPE</w:t>
+      </w:r>
+      <w:proofErr w:type="spellEnd"/>
+      <w:r>
+        <w:t xml:space="preserve"> :</w:t>
+      </w:r>
+      <w:proofErr w:type="gramEnd"/>
+      <w:r>
+        <w:t>=</w:t>
+      </w:r>
+      <w:proofErr w:type="gramStart"/>
+      <w:r>
+        <w:t xml:space="preserve"> :</w:t>
+      </w:r>
+      <w:proofErr w:type="spellStart"/>
+      <w:r>
+        <w:t>Nhap</w:t>
+      </w:r>
+      <w:proofErr w:type="gramEnd"/>
+      <w:r>
+        <w:t>_Ma_GV</w:t>
+      </w:r>
+      <w:proofErr w:type="spellEnd"/>
+      <w:r>
+        <w:t>;</w:t>
+      </w:r>
+    </w:p>
+    <w:p>
+      <w:r>
+        <w:t xml:space="preserve">    </w:t>
+      </w:r>
+      <w:proofErr w:type="spellStart"/>
+      <w:r>
+        <w:t>v_class_count</w:t>
+      </w:r>
+      <w:proofErr w:type="spellEnd"/>
+      <w:r>
+        <w:t xml:space="preserve"> NUMBER;</w:t>
+      </w:r>
+    </w:p>
+    <w:p>
+      <w:r>
+        <w:t>BEGIN</w:t>
+      </w:r>
+    </w:p>
+    <w:p>
+      <w:r>
+        <w:t xml:space="preserve">    SELECT </w:t>
+      </w:r>
+      <w:proofErr w:type="gramStart"/>
+      <w:r>
+        <w:t>COUNT(</w:t>
+      </w:r>
+      <w:proofErr w:type="gramEnd"/>
+      <w:r>
+        <w:t xml:space="preserve">*) INTO </w:t>
+      </w:r>
+      <w:proofErr w:type="spellStart"/>
+      <w:r>
+        <w:t>v_class_count</w:t>
+      </w:r>
+      <w:proofErr w:type="spellEnd"/>
+      <w:r>
+        <w:t xml:space="preserve"> FROM CLASS WHERE </w:t>
+      </w:r>
+      <w:proofErr w:type="spellStart"/>
+      <w:r>
+        <w:t>InstructorID</w:t>
+      </w:r>
+      <w:proofErr w:type="spellEnd"/>
+      <w:r>
+        <w:t xml:space="preserve"> = </w:t>
+      </w:r>
+      <w:proofErr w:type="spellStart"/>
+      <w:r>
+        <w:t>v_inst_id</w:t>
+      </w:r>
+      <w:proofErr w:type="spellEnd"/>
+      <w:r>
+        <w:t>;</w:t>
+      </w:r>
+    </w:p>
+    <w:p>
+      <w:r>
+        <w:lastRenderedPageBreak/>
+        <w:t xml:space="preserve">    </w:t>
+      </w:r>
+    </w:p>
+    <w:p>
+      <w:r>
+        <w:t xml:space="preserve">    IF </w:t>
+      </w:r>
+      <w:proofErr w:type="spellStart"/>
+      <w:r>
+        <w:t>v_class_count</w:t>
+      </w:r>
+      <w:proofErr w:type="spellEnd"/>
+      <w:r>
+        <w:t xml:space="preserve"> &gt;= 5 THEN</w:t>
+      </w:r>
+    </w:p>
+    <w:p>
+      <w:r>
+        <w:t xml:space="preserve">        DBMS_OUTPUT.PUT_</w:t>
+      </w:r>
+      <w:proofErr w:type="gramStart"/>
+      <w:r>
+        <w:t>LINE(</w:t>
+      </w:r>
+      <w:proofErr w:type="gramEnd"/>
+      <w:r>
+        <w:t>'</w:t>
+      </w:r>
+      <w:proofErr w:type="spellStart"/>
+      <w:r>
+        <w:t>Giáo</w:t>
+      </w:r>
+      <w:proofErr w:type="spellEnd"/>
+      <w:r>
+        <w:t xml:space="preserve"> </w:t>
+      </w:r>
+      <w:proofErr w:type="spellStart"/>
+      <w:r>
+        <w:t>viên</w:t>
+      </w:r>
+      <w:proofErr w:type="spellEnd"/>
+      <w:r>
+        <w:t xml:space="preserve"> </w:t>
+      </w:r>
+      <w:proofErr w:type="spellStart"/>
+      <w:r>
+        <w:t>này</w:t>
+      </w:r>
+      <w:proofErr w:type="spellEnd"/>
+      <w:r>
+        <w:t xml:space="preserve"> </w:t>
+      </w:r>
+      <w:proofErr w:type="spellStart"/>
+      <w:r>
+        <w:t>nên</w:t>
+      </w:r>
+      <w:proofErr w:type="spellEnd"/>
+      <w:r>
+        <w:t xml:space="preserve"> </w:t>
+      </w:r>
+      <w:proofErr w:type="spellStart"/>
+      <w:r>
+        <w:t>nghỉ</w:t>
+      </w:r>
+      <w:proofErr w:type="spellEnd"/>
+      <w:r>
+        <w:t xml:space="preserve"> </w:t>
+      </w:r>
+      <w:proofErr w:type="spellStart"/>
+      <w:r>
+        <w:t>ngơi</w:t>
+      </w:r>
+      <w:proofErr w:type="spellEnd"/>
+      <w:r>
+        <w:t>!');</w:t>
+      </w:r>
+    </w:p>
+    <w:p>
+      <w:r>
+        <w:t xml:space="preserve">    ELSE</w:t>
+      </w:r>
+    </w:p>
+    <w:p>
+      <w:r>
+        <w:t xml:space="preserve">        DBMS_OUTPUT.PUT_</w:t>
+      </w:r>
+      <w:proofErr w:type="gramStart"/>
+      <w:r>
+        <w:t>LINE(</w:t>
+      </w:r>
+      <w:proofErr w:type="gramEnd"/>
+      <w:r>
+        <w:t>'</w:t>
+      </w:r>
+      <w:proofErr w:type="spellStart"/>
+      <w:r>
+        <w:t>Số</w:t>
+      </w:r>
+      <w:proofErr w:type="spellEnd"/>
+      <w:r>
+        <w:t xml:space="preserve"> </w:t>
+      </w:r>
+      <w:proofErr w:type="spellStart"/>
+      <w:r>
+        <w:t>lớp</w:t>
+      </w:r>
+      <w:proofErr w:type="spellEnd"/>
+      <w:r>
+        <w:t xml:space="preserve"> </w:t>
+      </w:r>
+      <w:proofErr w:type="spellStart"/>
+      <w:r>
+        <w:t>đang</w:t>
+      </w:r>
+      <w:proofErr w:type="spellEnd"/>
+      <w:r>
+        <w:t xml:space="preserve"> </w:t>
+      </w:r>
+      <w:proofErr w:type="spellStart"/>
+      <w:r>
+        <w:t>dạy</w:t>
+      </w:r>
+      <w:proofErr w:type="spellEnd"/>
+      <w:r>
+        <w:t xml:space="preserve">: ' || </w:t>
+      </w:r>
+      <w:proofErr w:type="spellStart"/>
+      <w:r>
+        <w:t>v_class_count</w:t>
+      </w:r>
+      <w:proofErr w:type="spellEnd"/>
+      <w:r>
+        <w:t>);</w:t>
+      </w:r>
+    </w:p>
+    <w:p>
+      <w:r>
+        <w:t xml:space="preserve">    END IF;</w:t>
+      </w:r>
+    </w:p>
+    <w:p>
+      <w:r>
+        <w:t>END;</w:t>
+      </w:r>
+    </w:p>
+    <w:p>
+      <w:r>
+        <w:drawing>
+          <wp:inline distT="0" distB="0" distL="0" distR="0" wp14:anchorId="4EC2EA3D" wp14:editId="63839FF5">
+            <wp:extent cx="5943600" cy="2658745"/>
+            <wp:effectExtent l="0" t="0" r="0" b="8255"/>
+            <wp:docPr id="653729780" name="Picture 1"/>
+            <wp:cNvGraphicFramePr>
+              <a:graphicFrameLocks xmlns:a="http://schemas.openxmlformats.org/drawingml/2006/main" noChangeAspect="1"/>
+            </wp:cNvGraphicFramePr>
+            <a:graphic xmlns:a="http://schemas.openxmlformats.org/drawingml/2006/main">
+              <a:graphicData uri="http://schemas.openxmlformats.org/drawingml/2006/picture">
+                <pic:pic xmlns:pic="http://schemas.openxmlformats.org/drawingml/2006/picture">
+                  <pic:nvPicPr>
+                    <pic:cNvPr id="653729780" name=""/>
+                    <pic:cNvPicPr/>
+                  </pic:nvPicPr>
+                  <pic:blipFill>
+                    <a:blip r:embed="rId10"/>
+                    <a:stretch>
+                      <a:fillRect/>
+                    </a:stretch>
+                  </pic:blipFill>
+                  <pic:spPr>
+                    <a:xfrm>
+                      <a:off x="0" y="0"/>
+                      <a:ext cx="5943600" cy="2658745"/>
+                    </a:xfrm>
+                    <a:prstGeom prst="rect">
+                      <a:avLst/>
+                    </a:prstGeom>
+                  </pic:spPr>
+                </pic:pic>
+              </a:graphicData>
+            </a:graphic>
+          </wp:inline>
+        </w:drawing>
+      </w:r>
+    </w:p>
+    <w:p>
+      <w:pPr>
+        <w:rPr>
+          <w:lang w:val="vi-VN"/>
+        </w:rPr>
+      </w:pPr>
+      <w:r>
+        <w:rPr>
+          <w:lang w:val="vi-VN"/>
+        </w:rPr>
+        <w:t>2. Viết một đoạn mã lệnh (dùng cấu trúc case): Người dùng nhập vào mã của một sinh</w:t>
+      </w:r>
+    </w:p>
+    <w:p>
+      <w:pPr>
+        <w:rPr>
+          <w:lang w:val="vi-VN"/>
+        </w:rPr>
+      </w:pPr>
+      <w:r>
+        <w:rPr>
+          <w:lang w:val="vi-VN"/>
+        </w:rPr>
+        <w:t>viên, mã lớp mà sinh viên này đang học. In ra điểm chữ của sinh viên này: A(90-100),</w:t>
+      </w:r>
+    </w:p>
+    <w:p>
+      <w:pPr>
+        <w:rPr>
+          <w:lang w:val="vi-VN"/>
+        </w:rPr>
+      </w:pPr>
+      <w:r>
+        <w:rPr>
+          <w:lang w:val="vi-VN"/>
+        </w:rPr>
+        <w:t>B(80-90), C(70-80), D(50-70) F(0-50). Đồng thời in thông báo lỗi tương ứng khi</w:t>
+      </w:r>
+    </w:p>
+    <w:p>
+      <w:r>
+        <w:rPr>
+          <w:lang w:val="vi-VN"/>
+        </w:rPr>
+        <w:t>người dùng nhập vào mã sinh viên hay mã lớp không tồn tại.</w:t>
+      </w:r>
+    </w:p>
+    <w:p>
+      <w:r>
+        <w:t>DECLARE</w:t>
+      </w:r>
+    </w:p>
+    <w:p>
+      <w:r>
+        <w:t xml:space="preserve">    v_sid </w:t>
+      </w:r>
+      <w:proofErr w:type="spellStart"/>
+      <w:r>
+        <w:t>STUDENT.StudentID%</w:t>
+      </w:r>
+      <w:proofErr w:type="gramStart"/>
+      <w:r>
+        <w:t>TYPE</w:t>
+      </w:r>
+      <w:proofErr w:type="spellEnd"/>
+      <w:r>
+        <w:t xml:space="preserve"> :</w:t>
+      </w:r>
+      <w:proofErr w:type="gramEnd"/>
+      <w:r>
+        <w:t>=</w:t>
+      </w:r>
+      <w:proofErr w:type="gramStart"/>
+      <w:r>
+        <w:t xml:space="preserve"> :</w:t>
+      </w:r>
+      <w:proofErr w:type="spellStart"/>
+      <w:r>
+        <w:t>Ma</w:t>
+      </w:r>
+      <w:proofErr w:type="gramEnd"/>
+      <w:r>
+        <w:t>_SV</w:t>
+      </w:r>
+      <w:proofErr w:type="spellEnd"/>
+      <w:r>
+        <w:t>;</w:t>
+      </w:r>
+    </w:p>
+    <w:p>
+      <w:r>
+        <w:t xml:space="preserve">    </w:t>
+      </w:r>
+      <w:proofErr w:type="spellStart"/>
+      <w:r>
+        <w:t>v_cid</w:t>
+      </w:r>
+      <w:proofErr w:type="spellEnd"/>
+      <w:r>
+        <w:t xml:space="preserve"> </w:t>
+      </w:r>
+      <w:proofErr w:type="spellStart"/>
+      <w:r>
+        <w:t>CLASS.ClassID%</w:t>
+      </w:r>
+      <w:proofErr w:type="gramStart"/>
+      <w:r>
+        <w:t>TYPE</w:t>
+      </w:r>
+      <w:proofErr w:type="spellEnd"/>
+      <w:r>
+        <w:t xml:space="preserve"> :</w:t>
+      </w:r>
+      <w:proofErr w:type="gramEnd"/>
+      <w:r>
+        <w:t>=</w:t>
+      </w:r>
+      <w:proofErr w:type="gramStart"/>
+      <w:r>
+        <w:t xml:space="preserve"> :</w:t>
+      </w:r>
+      <w:proofErr w:type="spellStart"/>
+      <w:r>
+        <w:t>Ma</w:t>
+      </w:r>
+      <w:proofErr w:type="gramEnd"/>
+      <w:r>
+        <w:t>_Lop</w:t>
+      </w:r>
+      <w:proofErr w:type="spellEnd"/>
+      <w:r>
+        <w:t>;</w:t>
+      </w:r>
+    </w:p>
+    <w:p>
+      <w:r>
+        <w:t xml:space="preserve">    </w:t>
+      </w:r>
+      <w:proofErr w:type="spellStart"/>
+      <w:r>
+        <w:t>v_grade</w:t>
+      </w:r>
+      <w:proofErr w:type="spellEnd"/>
+      <w:r>
+        <w:t xml:space="preserve"> </w:t>
+      </w:r>
+      <w:proofErr w:type="spellStart"/>
+      <w:r>
+        <w:t>GRADE.Grade%TYPE</w:t>
+      </w:r>
+      <w:proofErr w:type="spellEnd"/>
+      <w:r>
+        <w:t>;</w:t>
+      </w:r>
+    </w:p>
+    <w:p>
+      <w:r>
+        <w:t xml:space="preserve">    </w:t>
+      </w:r>
+      <w:proofErr w:type="spellStart"/>
+      <w:r>
+        <w:t>v_exists_s</w:t>
+      </w:r>
+      <w:proofErr w:type="spellEnd"/>
+      <w:r>
+        <w:t xml:space="preserve"> NUMBER;</w:t>
+      </w:r>
+    </w:p>
+    <w:p>
+      <w:r>
+        <w:t xml:space="preserve">    </w:t>
+      </w:r>
+      <w:proofErr w:type="spellStart"/>
+      <w:r>
+        <w:t>v_exists_c</w:t>
+      </w:r>
+      <w:proofErr w:type="spellEnd"/>
+      <w:r>
+        <w:t xml:space="preserve"> NUMBER;</w:t>
+      </w:r>
+    </w:p>
+    <w:p>
+      <w:r>
+        <w:t>BEGIN</w:t>
+      </w:r>
+    </w:p>
+    <w:p>
+      <w:r>
+        <w:lastRenderedPageBreak/>
+        <w:t xml:space="preserve">    SELECT </w:t>
+      </w:r>
+      <w:proofErr w:type="gramStart"/>
+      <w:r>
+        <w:t>COUNT(</w:t>
+      </w:r>
+      <w:proofErr w:type="gramEnd"/>
+      <w:r>
+        <w:t xml:space="preserve">*) INTO </w:t>
+      </w:r>
+      <w:proofErr w:type="spellStart"/>
+      <w:r>
+        <w:t>v_exists_s</w:t>
+      </w:r>
+      <w:proofErr w:type="spellEnd"/>
+      <w:r>
+        <w:t xml:space="preserve"> FROM STUDENT WHERE </w:t>
+      </w:r>
+      <w:proofErr w:type="spellStart"/>
+      <w:r>
+        <w:t>StudentID</w:t>
+      </w:r>
+      <w:proofErr w:type="spellEnd"/>
+      <w:r>
+        <w:t xml:space="preserve"> = v_sid;</w:t>
+      </w:r>
+    </w:p>
+    <w:p>
+      <w:r>
+        <w:t xml:space="preserve">    SELECT </w:t>
+      </w:r>
+      <w:proofErr w:type="gramStart"/>
+      <w:r>
+        <w:t>COUNT(</w:t>
+      </w:r>
+      <w:proofErr w:type="gramEnd"/>
+      <w:r>
+        <w:t xml:space="preserve">*) INTO </w:t>
+      </w:r>
+      <w:proofErr w:type="spellStart"/>
+      <w:r>
+        <w:t>v_exists_c</w:t>
+      </w:r>
+      <w:proofErr w:type="spellEnd"/>
+      <w:r>
+        <w:t xml:space="preserve"> FROM CLASS WHERE </w:t>
+      </w:r>
+      <w:proofErr w:type="spellStart"/>
+      <w:r>
+        <w:t>ClassID</w:t>
+      </w:r>
+      <w:proofErr w:type="spellEnd"/>
+      <w:r>
+        <w:t xml:space="preserve"> = </w:t>
+      </w:r>
+      <w:proofErr w:type="spellStart"/>
+      <w:r>
+        <w:t>v_cid</w:t>
+      </w:r>
+      <w:proofErr w:type="spellEnd"/>
+      <w:r>
+        <w:t>;</w:t>
+      </w:r>
+    </w:p>
+    <w:p>
+      <w:r>
+        <w:t xml:space="preserve">    </w:t>
+      </w:r>
+    </w:p>
+    <w:p>
+      <w:r>
+        <w:t xml:space="preserve">    IF </w:t>
+      </w:r>
+      <w:proofErr w:type="spellStart"/>
+      <w:r>
+        <w:t>v_exists_s</w:t>
+      </w:r>
+      <w:proofErr w:type="spellEnd"/>
+      <w:r>
+        <w:t xml:space="preserve"> = 0 THEN </w:t>
+      </w:r>
+    </w:p>
+    <w:p>
+      <w:r>
+        <w:t xml:space="preserve">        DBMS_OUTPUT.PUT_</w:t>
+      </w:r>
+      <w:proofErr w:type="gramStart"/>
+      <w:r>
+        <w:t>LINE(</w:t>
+      </w:r>
+      <w:proofErr w:type="gramEnd"/>
+      <w:r>
+        <w:t>'</w:t>
+      </w:r>
+      <w:proofErr w:type="spellStart"/>
+      <w:r>
+        <w:t>Lỗi</w:t>
+      </w:r>
+      <w:proofErr w:type="spellEnd"/>
+      <w:r>
+        <w:t xml:space="preserve">: </w:t>
+      </w:r>
+      <w:proofErr w:type="spellStart"/>
+      <w:r>
+        <w:t>Mã</w:t>
+      </w:r>
+      <w:proofErr w:type="spellEnd"/>
+      <w:r>
+        <w:t xml:space="preserve"> </w:t>
+      </w:r>
+      <w:proofErr w:type="spellStart"/>
+      <w:r>
+        <w:t>sinh</w:t>
+      </w:r>
+      <w:proofErr w:type="spellEnd"/>
+      <w:r>
+        <w:t xml:space="preserve"> </w:t>
+      </w:r>
+      <w:proofErr w:type="spellStart"/>
+      <w:r>
+        <w:t>viên</w:t>
+      </w:r>
+      <w:proofErr w:type="spellEnd"/>
+      <w:r>
+        <w:t xml:space="preserve"> ' || v_sid || ' </w:t>
+      </w:r>
+      <w:proofErr w:type="spellStart"/>
+      <w:r>
+        <w:t>không</w:t>
+      </w:r>
+      <w:proofErr w:type="spellEnd"/>
+      <w:r>
+        <w:t xml:space="preserve"> </w:t>
+      </w:r>
+      <w:proofErr w:type="spellStart"/>
+      <w:r>
+        <w:t>tồn</w:t>
+      </w:r>
+      <w:proofErr w:type="spellEnd"/>
+      <w:r>
+        <w:t xml:space="preserve"> </w:t>
+      </w:r>
+      <w:proofErr w:type="spellStart"/>
+      <w:r>
+        <w:t>tại</w:t>
+      </w:r>
+      <w:proofErr w:type="spellEnd"/>
+      <w:r>
+        <w:t>.');</w:t>
+      </w:r>
+    </w:p>
+    <w:p>
+      <w:r>
+        <w:t xml:space="preserve">    ELSIF </w:t>
+      </w:r>
+      <w:proofErr w:type="spellStart"/>
+      <w:r>
+        <w:t>v_exists_c</w:t>
+      </w:r>
+      <w:proofErr w:type="spellEnd"/>
+      <w:r>
+        <w:t xml:space="preserve"> = 0 THEN</w:t>
+      </w:r>
+    </w:p>
+    <w:p>
+      <w:r>
+        <w:t xml:space="preserve">        DBMS_OUTPUT.PUT_</w:t>
+      </w:r>
+      <w:proofErr w:type="gramStart"/>
+      <w:r>
+        <w:t>LINE(</w:t>
+      </w:r>
+      <w:proofErr w:type="gramEnd"/>
+      <w:r>
+        <w:t>'</w:t>
+      </w:r>
+      <w:proofErr w:type="spellStart"/>
+      <w:r>
+        <w:t>Lỗi</w:t>
+      </w:r>
+      <w:proofErr w:type="spellEnd"/>
+      <w:r>
+        <w:t xml:space="preserve">: </w:t>
+      </w:r>
+      <w:proofErr w:type="spellStart"/>
+      <w:r>
+        <w:t>Mã</w:t>
+      </w:r>
+      <w:proofErr w:type="spellEnd"/>
+      <w:r>
+        <w:t xml:space="preserve"> </w:t>
+      </w:r>
+      <w:proofErr w:type="spellStart"/>
+      <w:r>
+        <w:t>lớp</w:t>
+      </w:r>
+      <w:proofErr w:type="spellEnd"/>
+      <w:r>
+        <w:t xml:space="preserve"> ' || </w:t>
+      </w:r>
+      <w:proofErr w:type="spellStart"/>
+      <w:r>
+        <w:t>v_cid</w:t>
+      </w:r>
+      <w:proofErr w:type="spellEnd"/>
+      <w:r>
+        <w:t xml:space="preserve"> || ' </w:t>
+      </w:r>
+      <w:proofErr w:type="spellStart"/>
+      <w:r>
+        <w:t>không</w:t>
+      </w:r>
+      <w:proofErr w:type="spellEnd"/>
+      <w:r>
+        <w:t xml:space="preserve"> </w:t>
+      </w:r>
+      <w:proofErr w:type="spellStart"/>
+      <w:r>
+        <w:t>tồn</w:t>
+      </w:r>
+      <w:proofErr w:type="spellEnd"/>
+      <w:r>
+        <w:t xml:space="preserve"> </w:t>
+      </w:r>
+      <w:proofErr w:type="spellStart"/>
+      <w:r>
+        <w:t>tại</w:t>
+      </w:r>
+      <w:proofErr w:type="spellEnd"/>
+      <w:r>
+        <w:t>.');</w:t>
+      </w:r>
+    </w:p>
+    <w:p>
+      <w:r>
+        <w:t xml:space="preserve">    ELSE</w:t>
+      </w:r>
+    </w:p>
+    <w:p>
+      <w:r>
+        <w:t xml:space="preserve">        SELECT Grade INTO </w:t>
+      </w:r>
+      <w:proofErr w:type="spellStart"/>
+      <w:r>
+        <w:t>v_grade</w:t>
+      </w:r>
+      <w:proofErr w:type="spellEnd"/>
+      <w:r>
+        <w:t xml:space="preserve"> FROM GRADE WHERE </w:t>
+      </w:r>
+      <w:proofErr w:type="spellStart"/>
+      <w:r>
+        <w:t>StudentID</w:t>
+      </w:r>
+      <w:proofErr w:type="spellEnd"/>
+      <w:r>
+        <w:t xml:space="preserve"> = v_sid AND </w:t>
+      </w:r>
+      <w:proofErr w:type="spellStart"/>
+      <w:r>
+        <w:t>ClassID</w:t>
+      </w:r>
+      <w:proofErr w:type="spellEnd"/>
+      <w:r>
+        <w:t xml:space="preserve"> = </w:t>
+      </w:r>
+      <w:proofErr w:type="spellStart"/>
+      <w:r>
+        <w:t>v_cid</w:t>
+      </w:r>
+      <w:proofErr w:type="spellEnd"/>
+      <w:r>
+        <w:t>;</w:t>
+      </w:r>
+    </w:p>
+    <w:p>
+      <w:r>
+        <w:t xml:space="preserve">        CASE </w:t>
+      </w:r>
+    </w:p>
+    <w:p>
+      <w:r>
+        <w:t xml:space="preserve">            WHEN </w:t>
+      </w:r>
+      <w:proofErr w:type="spellStart"/>
+      <w:r>
+        <w:t>v_grade</w:t>
+      </w:r>
+      <w:proofErr w:type="spellEnd"/>
+      <w:r>
+        <w:t xml:space="preserve"> &gt;= 90 THEN DBMS_OUTPUT.PUT_</w:t>
+      </w:r>
+      <w:proofErr w:type="gramStart"/>
+      <w:r>
+        <w:t>LINE(</w:t>
+      </w:r>
+      <w:proofErr w:type="gramEnd"/>
+      <w:r>
+        <w:t>'</w:t>
+      </w:r>
+      <w:proofErr w:type="spellStart"/>
+      <w:r>
+        <w:t>Điểm</w:t>
+      </w:r>
+      <w:proofErr w:type="spellEnd"/>
+      <w:r>
+        <w:t>: A');</w:t>
+      </w:r>
+    </w:p>
+    <w:p>
+      <w:r>
+        <w:t xml:space="preserve">            WHEN </w:t>
+      </w:r>
+      <w:proofErr w:type="spellStart"/>
+      <w:r>
+        <w:t>v_grade</w:t>
+      </w:r>
+      <w:proofErr w:type="spellEnd"/>
+      <w:r>
+        <w:t xml:space="preserve"> &gt;= 80 THEN DBMS_OUTPUT.PUT_</w:t>
+      </w:r>
+      <w:proofErr w:type="gramStart"/>
+      <w:r>
+        <w:t>LINE(</w:t>
+      </w:r>
+      <w:proofErr w:type="gramEnd"/>
+      <w:r>
+        <w:t>'</w:t>
+      </w:r>
+      <w:proofErr w:type="spellStart"/>
+      <w:r>
+        <w:t>Điểm</w:t>
+      </w:r>
+      <w:proofErr w:type="spellEnd"/>
+      <w:r>
+        <w:t>: B');</w:t>
+      </w:r>
+    </w:p>
+    <w:p>
+      <w:r>
+        <w:t xml:space="preserve">            WHEN </w:t>
+      </w:r>
+      <w:proofErr w:type="spellStart"/>
+      <w:r>
+        <w:t>v_grade</w:t>
+      </w:r>
+      <w:proofErr w:type="spellEnd"/>
+      <w:r>
+        <w:t xml:space="preserve"> &gt;= 70 THEN DBMS_OUTPUT.PUT_</w:t>
+      </w:r>
+      <w:proofErr w:type="gramStart"/>
+      <w:r>
+        <w:t>LINE(</w:t>
+      </w:r>
+      <w:proofErr w:type="gramEnd"/>
+      <w:r>
+        <w:t>'</w:t>
+      </w:r>
+      <w:proofErr w:type="spellStart"/>
+      <w:r>
+        <w:t>Điểm</w:t>
+      </w:r>
+      <w:proofErr w:type="spellEnd"/>
+      <w:r>
+        <w:t>: C');</w:t>
+      </w:r>
+    </w:p>
+    <w:p>
+      <w:r>
+        <w:t xml:space="preserve">            WHEN </w:t>
+      </w:r>
+      <w:proofErr w:type="spellStart"/>
+      <w:r>
+        <w:t>v_grade</w:t>
+      </w:r>
+      <w:proofErr w:type="spellEnd"/>
+      <w:r>
+        <w:t xml:space="preserve"> &gt;= 50 THEN DBMS_OUTPUT.PUT_</w:t>
+      </w:r>
+      <w:proofErr w:type="gramStart"/>
+      <w:r>
+        <w:t>LINE(</w:t>
+      </w:r>
+      <w:proofErr w:type="gramEnd"/>
+      <w:r>
+        <w:t>'</w:t>
+      </w:r>
+      <w:proofErr w:type="spellStart"/>
+      <w:r>
+        <w:t>Điểm</w:t>
+      </w:r>
+      <w:proofErr w:type="spellEnd"/>
+      <w:r>
+        <w:t>: D');</w:t>
+      </w:r>
+    </w:p>
+    <w:p>
+      <w:r>
+        <w:t xml:space="preserve">            ELSE DBMS_OUTPUT.PUT_</w:t>
+      </w:r>
+      <w:proofErr w:type="gramStart"/>
+      <w:r>
+        <w:t>LINE(</w:t>
+      </w:r>
+      <w:proofErr w:type="gramEnd"/>
+      <w:r>
+        <w:t>'</w:t>
+      </w:r>
+      <w:proofErr w:type="spellStart"/>
+      <w:r>
+        <w:t>Điểm</w:t>
+      </w:r>
+      <w:proofErr w:type="spellEnd"/>
+      <w:r>
+        <w:t>: F');</w:t>
+      </w:r>
+    </w:p>
+    <w:p>
+      <w:r>
+        <w:t xml:space="preserve">        END CASE;</w:t>
+      </w:r>
+    </w:p>
+    <w:p>
+      <w:r>
+        <w:t xml:space="preserve">    END IF;</w:t>
+      </w:r>
+    </w:p>
+    <w:p>
+      <w:r>
+        <w:t>EXCEPTION</w:t>
+      </w:r>
+    </w:p>
+    <w:p>
+      <w:r>
+        <w:t xml:space="preserve">    WHEN NO_DATA_FOUND THEN</w:t>
+      </w:r>
+    </w:p>
+    <w:p>
+      <w:r>
+        <w:t xml:space="preserve">        DBMS_OUTPUT.PUT_</w:t>
+      </w:r>
+      <w:proofErr w:type="gramStart"/>
+      <w:r>
+        <w:t>LINE(</w:t>
+      </w:r>
+      <w:proofErr w:type="gramEnd"/>
+      <w:r>
+        <w:t xml:space="preserve">'Sinh </w:t>
+      </w:r>
+      <w:proofErr w:type="spellStart"/>
+      <w:r>
+        <w:t>viên</w:t>
+      </w:r>
+      <w:proofErr w:type="spellEnd"/>
+      <w:r>
+        <w:t xml:space="preserve"> </w:t>
+      </w:r>
+      <w:proofErr w:type="spellStart"/>
+      <w:r>
+        <w:t>chưa</w:t>
+      </w:r>
+      <w:proofErr w:type="spellEnd"/>
+      <w:r>
+        <w:t xml:space="preserve"> </w:t>
+      </w:r>
+      <w:proofErr w:type="spellStart"/>
+      <w:r>
+        <w:t>có</w:t>
+      </w:r>
+      <w:proofErr w:type="spellEnd"/>
+      <w:r>
+        <w:t xml:space="preserve"> </w:t>
+      </w:r>
+      <w:proofErr w:type="spellStart"/>
+      <w:r>
+        <w:t>điểm</w:t>
+      </w:r>
+      <w:proofErr w:type="spellEnd"/>
+      <w:r>
+        <w:t xml:space="preserve"> </w:t>
+      </w:r>
+      <w:proofErr w:type="spellStart"/>
+      <w:r>
+        <w:t>trong</w:t>
+      </w:r>
+      <w:proofErr w:type="spellEnd"/>
+      <w:r>
+        <w:t xml:space="preserve"> </w:t>
+      </w:r>
+      <w:proofErr w:type="spellStart"/>
+      <w:r>
+        <w:t>lớp</w:t>
+      </w:r>
+      <w:proofErr w:type="spellEnd"/>
+      <w:r>
+        <w:t xml:space="preserve"> </w:t>
+      </w:r>
+      <w:proofErr w:type="spellStart"/>
+      <w:r>
+        <w:t>này</w:t>
+      </w:r>
+      <w:proofErr w:type="spellEnd"/>
+      <w:r>
+        <w:t>.');</w:t>
+      </w:r>
+    </w:p>
+    <w:p>
+      <w:r>
+        <w:t>END;</w:t>
+      </w:r>
+    </w:p>
+    <w:p>
+      <w:r>
+        <w:lastRenderedPageBreak/>
+        <w:drawing>
+          <wp:inline distT="0" distB="0" distL="0" distR="0" wp14:anchorId="2F07331F" wp14:editId="4C223D50">
+            <wp:extent cx="5943600" cy="4330065"/>
+            <wp:effectExtent l="0" t="0" r="0" b="0"/>
+            <wp:docPr id="563582769" name="Picture 1"/>
+            <wp:cNvGraphicFramePr>
+              <a:graphicFrameLocks xmlns:a="http://schemas.openxmlformats.org/drawingml/2006/main" noChangeAspect="1"/>
+            </wp:cNvGraphicFramePr>
+            <a:graphic xmlns:a="http://schemas.openxmlformats.org/drawingml/2006/main">
+              <a:graphicData uri="http://schemas.openxmlformats.org/drawingml/2006/picture">
+                <pic:pic xmlns:pic="http://schemas.openxmlformats.org/drawingml/2006/picture">
+                  <pic:nvPicPr>
+                    <pic:cNvPr id="563582769" name=""/>
+                    <pic:cNvPicPr/>
+                  </pic:nvPicPr>
+                  <pic:blipFill>
+                    <a:blip r:embed="rId11"/>
+                    <a:stretch>
+                      <a:fillRect/>
+                    </a:stretch>
+                  </pic:blipFill>
+                  <pic:spPr>
+                    <a:xfrm>
+                      <a:off x="0" y="0"/>
+                      <a:ext cx="5943600" cy="4330065"/>
+                    </a:xfrm>
+                    <a:prstGeom prst="rect">
+                      <a:avLst/>
+                    </a:prstGeom>
+                  </pic:spPr>
+                </pic:pic>
+              </a:graphicData>
+            </a:graphic>
+          </wp:inline>
+        </w:drawing>
+      </w:r>
+    </w:p>
+    <w:p>
+      <w:pPr>
+        <w:rPr>
+          <w:lang w:val="vi-VN"/>
+        </w:rPr>
+      </w:pPr>
+      <w:r>
+        <w:rPr>
+          <w:lang w:val="vi-VN"/>
+        </w:rPr>
+        <w:t>Bài 3: Cursor</w:t>
+      </w:r>
+    </w:p>
+    <w:p>
+      <w:pPr>
+        <w:rPr>
+          <w:lang w:val="vi-VN"/>
+        </w:rPr>
+      </w:pPr>
+      <w:r>
+        <w:rPr>
+          <w:lang w:val="vi-VN"/>
+        </w:rPr>
+        <w:t>Viết một đoạn chương trình in ra thông tin các môn học và các lớp học thuộc môn học, số</w:t>
+      </w:r>
+    </w:p>
+    <w:p>
+      <w:pPr>
+        <w:rPr>
+          <w:lang w:val="vi-VN"/>
+        </w:rPr>
+      </w:pPr>
+      <w:r>
+        <w:rPr>
+          <w:lang w:val="vi-VN"/>
+        </w:rPr>
+        <w:t>lượng sinh viên đăng kí lớp học như sau:</w:t>
+      </w:r>
+    </w:p>
+    <w:p>
+      <w:pPr>
+        <w:rPr>
+          <w:lang w:val="vi-VN"/>
+        </w:rPr>
+      </w:pPr>
+      <w:r>
+        <w:rPr>
+          <w:lang w:val="vi-VN"/>
+        </w:rPr>
+        <w:t>10 DP Overview</w:t>
+      </w:r>
+    </w:p>
+    <w:p>
+      <w:pPr>
+        <w:rPr>
+          <w:lang w:val="vi-VN"/>
+        </w:rPr>
+      </w:pPr>
+      <w:r>
+        <w:rPr>
+          <w:lang w:val="vi-VN"/>
+        </w:rPr>
+        <w:t>Lop: 2 co so luong sinh vien dang ki: 1</w:t>
+      </w:r>
+    </w:p>
+    <w:p>
+      <w:pPr>
+        <w:rPr>
+          <w:lang w:val="vi-VN"/>
+        </w:rPr>
+      </w:pPr>
+      <w:r>
+        <w:rPr>
+          <w:lang w:val="vi-VN"/>
+        </w:rPr>
+        <w:t>20 Intro to Computers</w:t>
+      </w:r>
+    </w:p>
+    <w:p>
+      <w:pPr>
+        <w:rPr>
+          <w:lang w:val="vi-VN"/>
+        </w:rPr>
+      </w:pPr>
+      <w:r>
+        <w:rPr>
+          <w:lang w:val="vi-VN"/>
+        </w:rPr>
+        <w:t>Lop: 2 co so luong sinh vien dang ki: 3</w:t>
+      </w:r>
+    </w:p>
+    <w:p>
+      <w:pPr>
+        <w:rPr>
+          <w:lang w:val="vi-VN"/>
+        </w:rPr>
+      </w:pPr>
+      <w:r>
+        <w:rPr>
+          <w:lang w:val="vi-VN"/>
+        </w:rPr>
+        <w:t>Lop: 4 co so luong sinh vien dang ki: 2</w:t>
+      </w:r>
+    </w:p>
+    <w:p>
+      <w:pPr>
+        <w:rPr>
+          <w:lang w:val="vi-VN"/>
+        </w:rPr>
+      </w:pPr>
+      <w:r>
+        <w:rPr>
+          <w:lang w:val="vi-VN"/>
+        </w:rPr>
+        <w:t>....</w:t>
+      </w:r>
+    </w:p>
+    <w:p>
+      <w:pPr>
+        <w:rPr>
+          <w:lang w:val="vi-VN"/>
+        </w:rPr>
+      </w:pPr>
+      <w:r>
+        <w:rPr>
+          <w:lang w:val="vi-VN"/>
+        </w:rPr>
+        <w:t>Trong đó: “20 Intro to Computers” : 20 là mã môn học (courseno), Intro to Computers:</w:t>
+      </w:r>
+    </w:p>
+    <w:p>
+      <w:pPr>
+        <w:rPr>
+          <w:lang w:val="vi-VN"/>
+        </w:rPr>
+      </w:pPr>
+      <w:r>
+        <w:rPr>
+          <w:lang w:val="vi-VN"/>
+        </w:rPr>
+        <w:t>là tên môn học (description); “Lop: 2 co so luong sinh vien dang ki: 3”: 2 là mã lớp học</w:t>
+      </w:r>
+    </w:p>
+    <w:p>
+      <w:r>
+        <w:rPr>
+          <w:lang w:val="vi-VN"/>
+        </w:rPr>
+        <w:t>của môn tương ứng (classid), 3 là số lương sinh viên đăng kí lớp học này (count(*)).</w:t>
+      </w:r>
+    </w:p>
+    <w:p>
+      <w:pPr>
+        <w:rPr>
+          <w:lang w:val="vi-VN"/>
+        </w:rPr>
+      </w:pPr>
+      <w:r>
+        <w:rPr>
+          <w:lang w:val="vi-VN"/>
+        </w:rPr>
+        <w:lastRenderedPageBreak/>
+        <w:t>DECLARE</w:t>
+      </w:r>
+    </w:p>
+    <w:p>
+      <w:pPr>
+        <w:rPr>
+          <w:lang w:val="vi-VN"/>
+        </w:rPr>
+      </w:pPr>
+      <w:r>
+        <w:rPr>
+          <w:lang w:val="vi-VN"/>
+        </w:rPr>
+        <w:t xml:space="preserve">    -- Cursor 1 lấy thông tin môn học</w:t>
+      </w:r>
+    </w:p>
+    <w:p>
+      <w:pPr>
+        <w:rPr>
+          <w:lang w:val="vi-VN"/>
+        </w:rPr>
+      </w:pPr>
+      <w:r>
+        <w:rPr>
+          <w:lang w:val="vi-VN"/>
+        </w:rPr>
+        <w:t xml:space="preserve">    CURSOR cur_course IS </w:t>
+      </w:r>
+    </w:p>
+    <w:p>
+      <w:pPr>
+        <w:rPr>
+          <w:lang w:val="vi-VN"/>
+        </w:rPr>
+      </w:pPr>
+      <w:r>
+        <w:rPr>
+          <w:lang w:val="vi-VN"/>
+        </w:rPr>
+        <w:t xml:space="preserve">        SELECT CourseNo, Description FROM COURSE;</w:t>
+      </w:r>
+    </w:p>
+    <w:p>
+      <w:pPr>
+        <w:rPr>
+          <w:lang w:val="vi-VN"/>
+        </w:rPr>
+      </w:pPr>
+      <w:r>
+        <w:rPr>
+          <w:lang w:val="vi-VN"/>
+        </w:rPr>
+        <w:t xml:space="preserve">        </w:t>
+      </w:r>
+    </w:p>
+    <w:p>
+      <w:pPr>
+        <w:rPr>
+          <w:lang w:val="vi-VN"/>
+        </w:rPr>
+      </w:pPr>
+      <w:r>
+        <w:rPr>
+          <w:lang w:val="vi-VN"/>
+        </w:rPr>
+        <w:t xml:space="preserve">    -- Cursor 2 lấy thông tin lớp theo mã môn (Đã fix lỗi trùng tên cột)</w:t>
+      </w:r>
+    </w:p>
+    <w:p>
+      <w:pPr>
+        <w:rPr>
+          <w:lang w:val="vi-VN"/>
+        </w:rPr>
+      </w:pPr>
+      <w:r>
+        <w:rPr>
+          <w:lang w:val="vi-VN"/>
+        </w:rPr>
+        <w:t xml:space="preserve">    CURSOR cur_class(p_cno NUMBER) IS </w:t>
+      </w:r>
+    </w:p>
+    <w:p>
+      <w:pPr>
+        <w:rPr>
+          <w:lang w:val="vi-VN"/>
+        </w:rPr>
+      </w:pPr>
+      <w:r>
+        <w:rPr>
+          <w:lang w:val="vi-VN"/>
+        </w:rPr>
+        <w:t xml:space="preserve">        SELECT c.ClassID, COUNT(e.StudentID) as total_std</w:t>
+      </w:r>
+    </w:p>
+    <w:p>
+      <w:pPr>
+        <w:rPr>
+          <w:lang w:val="vi-VN"/>
+        </w:rPr>
+      </w:pPr>
+      <w:r>
+        <w:rPr>
+          <w:lang w:val="vi-VN"/>
+        </w:rPr>
+        <w:t xml:space="preserve">        FROM CLASS c </w:t>
+      </w:r>
+    </w:p>
+    <w:p>
+      <w:pPr>
+        <w:rPr>
+          <w:lang w:val="vi-VN"/>
+        </w:rPr>
+      </w:pPr>
+      <w:r>
+        <w:rPr>
+          <w:lang w:val="vi-VN"/>
+        </w:rPr>
+        <w:t xml:space="preserve">        LEFT JOIN ENROLLMENT e ON c.ClassID = e.ClassID</w:t>
+      </w:r>
+    </w:p>
+    <w:p>
+      <w:pPr>
+        <w:rPr>
+          <w:lang w:val="vi-VN"/>
+        </w:rPr>
+      </w:pPr>
+      <w:r>
+        <w:rPr>
+          <w:lang w:val="vi-VN"/>
+        </w:rPr>
+        <w:t xml:space="preserve">        WHERE c.CourseNo = p_cno</w:t>
+      </w:r>
+    </w:p>
+    <w:p>
+      <w:pPr>
+        <w:rPr>
+          <w:lang w:val="vi-VN"/>
+        </w:rPr>
+      </w:pPr>
+      <w:r>
+        <w:rPr>
+          <w:lang w:val="vi-VN"/>
+        </w:rPr>
+        <w:t xml:space="preserve">        GROUP BY c.ClassID; -- Phải chỉ rõ c.ClassID ở đây luôn</w:t>
+      </w:r>
+    </w:p>
+    <w:p>
+      <w:pPr>
+        <w:rPr>
+          <w:lang w:val="vi-VN"/>
+        </w:rPr>
+      </w:pPr>
+      <w:r>
+        <w:rPr>
+          <w:lang w:val="vi-VN"/>
+        </w:rPr>
+        <w:t>BEGIN</w:t>
+      </w:r>
+    </w:p>
+    <w:p>
+      <w:pPr>
+        <w:rPr>
+          <w:lang w:val="vi-VN"/>
+        </w:rPr>
+      </w:pPr>
+      <w:r>
+        <w:rPr>
+          <w:lang w:val="vi-VN"/>
+        </w:rPr>
+        <w:t xml:space="preserve">    -- In ra user hiện tại cho "uy tín"</w:t>
+      </w:r>
+    </w:p>
+    <w:p>
+      <w:pPr>
+        <w:rPr>
+          <w:lang w:val="vi-VN"/>
+        </w:rPr>
+      </w:pPr>
+      <w:r>
+        <w:rPr>
+          <w:lang w:val="vi-VN"/>
+        </w:rPr>
+        <w:t xml:space="preserve">    DBMS_OUTPUT.PUT_LINE('--- Report by User: ' || USER || ' ---');</w:t>
+      </w:r>
+    </w:p>
+    <w:p>
+      <w:pPr>
+        <w:rPr>
+          <w:lang w:val="vi-VN"/>
+        </w:rPr>
+      </w:pPr>
+      <w:r>
+        <w:rPr>
+          <w:lang w:val="vi-VN"/>
+        </w:rPr>
+        <w:t xml:space="preserve">    </w:t>
+      </w:r>
+    </w:p>
+    <w:p>
+      <w:pPr>
+        <w:rPr>
+          <w:lang w:val="vi-VN"/>
+        </w:rPr>
+      </w:pPr>
+      <w:r>
+        <w:rPr>
+          <w:lang w:val="vi-VN"/>
+        </w:rPr>
+        <w:t xml:space="preserve">    FOR r_course IN cur_course LOOP</w:t>
+      </w:r>
+    </w:p>
+    <w:p>
+      <w:pPr>
+        <w:rPr>
+          <w:lang w:val="vi-VN"/>
+        </w:rPr>
+      </w:pPr>
+      <w:r>
+        <w:rPr>
+          <w:lang w:val="vi-VN"/>
+        </w:rPr>
+        <w:t xml:space="preserve">        DBMS_OUTPUT.PUT_LINE(r_course.CourseNo || ' ' || r_course.Description);</w:t>
+      </w:r>
+    </w:p>
+    <w:p>
+      <w:pPr>
+        <w:rPr>
+          <w:lang w:val="vi-VN"/>
+        </w:rPr>
+      </w:pPr>
+      <w:r>
+        <w:rPr>
+          <w:lang w:val="vi-VN"/>
+        </w:rPr>
+        <w:t xml:space="preserve">        </w:t>
+      </w:r>
+    </w:p>
+    <w:p>
+      <w:pPr>
+        <w:rPr>
+          <w:lang w:val="vi-VN"/>
+        </w:rPr>
+      </w:pPr>
+      <w:r>
+        <w:rPr>
+          <w:lang w:val="vi-VN"/>
+        </w:rPr>
+        <w:t xml:space="preserve">        FOR r_class IN cur_class(r_course.CourseNo) LOOP</w:t>
+      </w:r>
+    </w:p>
+    <w:p>
+      <w:pPr>
+        <w:rPr>
+          <w:lang w:val="vi-VN"/>
+        </w:rPr>
+      </w:pPr>
+      <w:r>
+        <w:rPr>
+          <w:lang w:val="vi-VN"/>
+        </w:rPr>
+        <w:t xml:space="preserve">            DBMS_OUTPUT.PUT_LINE('  Lop: ' || r_class.ClassID || ' co so luong sinh vien dang ki: ' || r_class.total_std);</w:t>
+      </w:r>
+    </w:p>
+    <w:p>
+      <w:pPr>
+        <w:rPr>
+          <w:lang w:val="vi-VN"/>
+        </w:rPr>
+      </w:pPr>
+      <w:r>
+        <w:rPr>
+          <w:lang w:val="vi-VN"/>
+        </w:rPr>
+        <w:t xml:space="preserve">        END LOOP;</w:t>
+      </w:r>
+    </w:p>
+    <w:p>
+      <w:pPr>
+        <w:rPr>
+          <w:lang w:val="vi-VN"/>
+        </w:rPr>
+      </w:pPr>
+      <w:r>
+        <w:rPr>
+          <w:lang w:val="vi-VN"/>
+        </w:rPr>
+        <w:t xml:space="preserve">    END LOOP;</w:t>
+      </w:r>
+    </w:p>
+    <w:p>
+      <w:pPr>
+        <w:rPr>
+          <w:lang w:val="vi-VN"/>
+        </w:rPr>
+      </w:pPr>
+      <w:r>
+        <w:rPr>
+          <w:lang w:val="vi-VN"/>
+        </w:rPr>
+        <w:t>END;</w:t>
+      </w:r>
+    </w:p>
+    <w:p>
+      <w:pPr>
+        <w:rPr>
+          <w:lang w:val="vi-VN"/>
+        </w:rPr>
+      </w:pPr>
+      <w:r>
+        <w:rPr>
+          <w:lang w:val="vi-VN"/>
+        </w:rPr>
+        <w:t>/</w:t>
+      </w:r>
+    </w:p>
+    <w:p>
+      <w:pPr>
+        <w:rPr>
+          <w:lang w:val="vi-VN"/>
+        </w:rPr>
+      </w:pPr>
+      <w:r>
+        <w:rPr>
+          <w:lang w:val="vi-VN"/>
+        </w:rPr>
+        <w:lastRenderedPageBreak/>
+        <w:drawing>
+          <wp:inline distT="0" distB="0" distL="0" distR="0" wp14:anchorId="2A89970F" wp14:editId="6D2C9583">
+            <wp:extent cx="5943600" cy="3361690"/>
+            <wp:effectExtent l="0" t="0" r="0" b="0"/>
+            <wp:docPr id="438596789" name="Picture 1"/>
+            <wp:cNvGraphicFramePr>
+              <a:graphicFrameLocks xmlns:a="http://schemas.openxmlformats.org/drawingml/2006/main" noChangeAspect="1"/>
+            </wp:cNvGraphicFramePr>
+            <a:graphic xmlns:a="http://schemas.openxmlformats.org/drawingml/2006/main">
+              <a:graphicData uri="http://schemas.openxmlformats.org/drawingml/2006/picture">
+                <pic:pic xmlns:pic="http://schemas.openxmlformats.org/drawingml/2006/picture">
+                  <pic:nvPicPr>
+                    <pic:cNvPr id="438596789" name=""/>
+                    <pic:cNvPicPr/>
+                  </pic:nvPicPr>
+                  <pic:blipFill>
+                    <a:blip r:embed="rId12"/>
+                    <a:stretch>
+                      <a:fillRect/>
+                    </a:stretch>
+                  </pic:blipFill>
+                  <pic:spPr>
+                    <a:xfrm>
+                      <a:off x="0" y="0"/>
+                      <a:ext cx="5943600" cy="3361690"/>
+                    </a:xfrm>
+                    <a:prstGeom prst="rect">
+                      <a:avLst/>
+                    </a:prstGeom>
+                  </pic:spPr>
+                </pic:pic>
+              </a:graphicData>
+            </a:graphic>
+          </wp:inline>
+        </w:drawing>
+      </w:r>
+    </w:p>
+    <w:p>
+      <w:pPr>
+        <w:rPr>
+          <w:lang w:val="vi-VN"/>
+        </w:rPr>
+      </w:pPr>
+      <w:r>
+        <w:rPr>
+          <w:lang w:val="vi-VN"/>
+        </w:rPr>
+        <w:t>Bài 4: Các thủ tục và hàm</w:t>
+      </w:r>
+    </w:p>
+    <w:p>
+      <w:pPr>
+        <w:rPr>
+          <w:lang w:val="vi-VN"/>
+        </w:rPr>
+      </w:pPr>
+      <w:r>
+        <w:rPr>
+          <w:lang w:val="vi-VN"/>
+        </w:rPr>
+        <w:t>1. Viết 2 thủ tục</w:t>
+      </w:r>
+    </w:p>
+    <w:p>
+      <w:pPr>
+        <w:rPr>
+          <w:lang w:val="vi-VN"/>
+        </w:rPr>
+      </w:pPr>
+      <w:r>
+        <w:rPr>
+          <w:lang w:val="vi-VN"/>
+        </w:rPr>
+        <w:t>a. Thủ tục find_sname có 1thông số truyền vào (i_student_id), và 2 thông số trả</w:t>
+      </w:r>
+    </w:p>
+    <w:p>
+      <w:pPr>
+        <w:rPr>
+          <w:lang w:val="vi-VN"/>
+        </w:rPr>
+      </w:pPr>
+      <w:r>
+        <w:rPr>
+          <w:lang w:val="vi-VN"/>
+        </w:rPr>
+        <w:t>về ( o_first_name , o_last_name) là họ và tên tương ứng của sinh viên với mã</w:t>
+      </w:r>
+    </w:p>
+    <w:p>
+      <w:pPr>
+        <w:rPr>
+          <w:lang w:val="vi-VN"/>
+        </w:rPr>
+      </w:pPr>
+      <w:r>
+        <w:rPr>
+          <w:lang w:val="vi-VN"/>
+        </w:rPr>
+        <w:t>số truyền vào.</w:t>
+      </w:r>
+    </w:p>
+    <w:p>
+      <w:r>
+        <w:t xml:space="preserve">CREATE OR REPLACE PROCEDURE </w:t>
+      </w:r>
+      <w:proofErr w:type="spellStart"/>
+      <w:r>
+        <w:t>find_sname</w:t>
+      </w:r>
+      <w:proofErr w:type="spellEnd"/>
+      <w:r>
+        <w:t xml:space="preserve"> (</w:t>
+      </w:r>
+    </w:p>
+    <w:p>
+      <w:r>
+        <w:t xml:space="preserve">    </w:t>
+      </w:r>
+      <w:proofErr w:type="spellStart"/>
+      <w:r>
+        <w:t>i_student_id</w:t>
+      </w:r>
+      <w:proofErr w:type="spellEnd"/>
+      <w:r>
+        <w:t xml:space="preserve"> IN NUMBER,</w:t>
+      </w:r>
+    </w:p>
+    <w:p>
+      <w:r>
+        <w:t xml:space="preserve">    </w:t>
+      </w:r>
+      <w:proofErr w:type="spellStart"/>
+      <w:r>
+        <w:t>o_first_name</w:t>
+      </w:r>
+      <w:proofErr w:type="spellEnd"/>
+      <w:r>
+        <w:t xml:space="preserve"> OUT VARCHAR2,</w:t>
+      </w:r>
+    </w:p>
+    <w:p>
+      <w:r>
+        <w:t xml:space="preserve">    </w:t>
+      </w:r>
+      <w:proofErr w:type="spellStart"/>
+      <w:r>
+        <w:t>o_last_name</w:t>
+      </w:r>
+      <w:proofErr w:type="spellEnd"/>
+      <w:r>
+        <w:t xml:space="preserve"> OUT VARCHAR2</w:t>
+      </w:r>
+    </w:p>
+    <w:p>
+      <w:r>
+        <w:t>) AS</w:t>
+      </w:r>
+    </w:p>
+    <w:p>
+      <w:r>
+        <w:t>BEGIN</w:t>
+      </w:r>
+    </w:p>
+    <w:p>
+      <w:r>
+        <w:t xml:space="preserve">    SELECT FirstName, LastName INTO </w:t>
+      </w:r>
+      <w:proofErr w:type="spellStart"/>
+      <w:r>
+        <w:t>o_first_name</w:t>
+      </w:r>
+      <w:proofErr w:type="spellEnd"/>
+      <w:r>
+        <w:t xml:space="preserve">, </w:t>
+      </w:r>
+      <w:proofErr w:type="spellStart"/>
+      <w:r>
+        <w:t>o_last_name</w:t>
+      </w:r>
+      <w:proofErr w:type="spellEnd"/>
+      <w:r>
+        <w:t xml:space="preserve"> FROM STUDENT WHERE </w:t>
+      </w:r>
+      <w:proofErr w:type="spellStart"/>
+      <w:r>
+        <w:t>StudentID</w:t>
+      </w:r>
+      <w:proofErr w:type="spellEnd"/>
+      <w:r>
+        <w:t xml:space="preserve"> = </w:t>
+      </w:r>
+      <w:proofErr w:type="spellStart"/>
+      <w:r>
+        <w:t>i_student_id</w:t>
+      </w:r>
+      <w:proofErr w:type="spellEnd"/>
+      <w:r>
+        <w:t>;</w:t>
+      </w:r>
+    </w:p>
+    <w:p>
+      <w:r>
+        <w:t>END;</w:t>
+      </w:r>
+    </w:p>
+    <w:p>
+      <w:r>
+        <w:t>/</w:t>
+      </w:r>
+    </w:p>
+    <w:p>
+      <w:pPr>
+        <w:rPr>
+          <w:lang w:val="vi-VN"/>
+        </w:rPr>
+      </w:pPr>
+      <w:r>
+        <w:rPr>
+          <w:lang w:val="vi-VN"/>
+        </w:rPr>
+        <w:t>b. Thủ tục print_student_name in ra tên của sinh viên với mã số là đối số truyền</w:t>
+      </w:r>
+    </w:p>
+    <w:p>
+      <w:r>
+        <w:rPr>
+          <w:lang w:val="vi-VN"/>
+        </w:rPr>
+        <w:lastRenderedPageBreak/>
+        <w:t>vào của thủ tục.</w:t>
+      </w:r>
+    </w:p>
+    <w:p>
+      <w:r>
+        <w:t xml:space="preserve">CREATE OR REPLACE PROCEDURE </w:t>
+      </w:r>
+      <w:proofErr w:type="spellStart"/>
+      <w:r>
+        <w:t>print_student_name</w:t>
+      </w:r>
+      <w:proofErr w:type="spellEnd"/>
+      <w:r>
+        <w:t xml:space="preserve"> (</w:t>
+      </w:r>
+      <w:proofErr w:type="spellStart"/>
+      <w:r>
+        <w:t>i_student_id</w:t>
+      </w:r>
+      <w:proofErr w:type="spellEnd"/>
+      <w:r>
+        <w:t xml:space="preserve"> IN NUMBER) AS</w:t>
+      </w:r>
+    </w:p>
+    <w:p>
+      <w:r>
+        <w:t xml:space="preserve">    </w:t>
+      </w:r>
+      <w:proofErr w:type="spellStart"/>
+      <w:r>
+        <w:t>v_f</w:t>
+      </w:r>
+      <w:proofErr w:type="spellEnd"/>
+      <w:r>
+        <w:t xml:space="preserve"> VARCHAR2(50);</w:t>
+      </w:r>
+    </w:p>
+    <w:p>
+      <w:r>
+        <w:t xml:space="preserve">    </w:t>
+      </w:r>
+      <w:proofErr w:type="spellStart"/>
+      <w:r>
+        <w:t>v_l</w:t>
+      </w:r>
+      <w:proofErr w:type="spellEnd"/>
+      <w:r>
+        <w:t xml:space="preserve"> VARCHAR2(50);</w:t>
+      </w:r>
+    </w:p>
+    <w:p>
+      <w:r>
+        <w:t>BEGIN</w:t>
+      </w:r>
+    </w:p>
+    <w:p>
+      <w:r>
+        <w:t xml:space="preserve">    </w:t>
+      </w:r>
+      <w:proofErr w:type="spellStart"/>
+      <w:r>
+        <w:t>find_</w:t>
+      </w:r>
+      <w:proofErr w:type="gramStart"/>
+      <w:r>
+        <w:t>sname</w:t>
+      </w:r>
+      <w:proofErr w:type="spellEnd"/>
+      <w:r>
+        <w:t>(</w:t>
+      </w:r>
+      <w:proofErr w:type="spellStart"/>
+      <w:proofErr w:type="gramEnd"/>
+      <w:r>
+        <w:t>i_student_id</w:t>
+      </w:r>
+      <w:proofErr w:type="spellEnd"/>
+      <w:r>
+        <w:t xml:space="preserve">, </w:t>
+      </w:r>
+      <w:proofErr w:type="spellStart"/>
+      <w:r>
+        <w:t>v_f</w:t>
+      </w:r>
+      <w:proofErr w:type="spellEnd"/>
+      <w:r>
+        <w:t xml:space="preserve">, </w:t>
+      </w:r>
+      <w:proofErr w:type="spellStart"/>
+      <w:r>
+        <w:t>v_l</w:t>
+      </w:r>
+      <w:proofErr w:type="spellEnd"/>
+      <w:r>
+        <w:t>);</w:t>
+      </w:r>
+    </w:p>
+    <w:p>
+      <w:r>
+        <w:t xml:space="preserve">    DBMS_OUTPUT.PUT_</w:t>
+      </w:r>
+      <w:proofErr w:type="gramStart"/>
+      <w:r>
+        <w:t>LINE(</w:t>
+      </w:r>
+      <w:proofErr w:type="gramEnd"/>
+      <w:r>
+        <w:t>'</w:t>
+      </w:r>
+      <w:proofErr w:type="spellStart"/>
+      <w:r>
+        <w:t>Tên</w:t>
+      </w:r>
+      <w:proofErr w:type="spellEnd"/>
+      <w:r>
+        <w:t xml:space="preserve"> </w:t>
+      </w:r>
+      <w:proofErr w:type="spellStart"/>
+      <w:r>
+        <w:t>sinh</w:t>
+      </w:r>
+      <w:proofErr w:type="spellEnd"/>
+      <w:r>
+        <w:t xml:space="preserve"> </w:t>
+      </w:r>
+      <w:proofErr w:type="spellStart"/>
+      <w:r>
+        <w:t>viên</w:t>
+      </w:r>
+      <w:proofErr w:type="spellEnd"/>
+      <w:r>
+        <w:t xml:space="preserve">: ' || </w:t>
+      </w:r>
+      <w:proofErr w:type="spellStart"/>
+      <w:r>
+        <w:t>v_f</w:t>
+      </w:r>
+      <w:proofErr w:type="spellEnd"/>
+      <w:r>
+        <w:t xml:space="preserve"> || ' ' || </w:t>
+      </w:r>
+      <w:proofErr w:type="spellStart"/>
+      <w:r>
+        <w:t>v_l</w:t>
+      </w:r>
+      <w:proofErr w:type="spellEnd"/>
+      <w:r>
+        <w:t>);</w:t>
+      </w:r>
+    </w:p>
+    <w:p>
+      <w:r>
+        <w:t>EXCEPTION</w:t>
+      </w:r>
+    </w:p>
+    <w:p>
+      <w:r>
+        <w:t xml:space="preserve">    WHEN NO_DATA_FOUND THEN DBMS_OUTPUT.PUT_</w:t>
+      </w:r>
+      <w:proofErr w:type="gramStart"/>
+      <w:r>
+        <w:t>LINE(</w:t>
+      </w:r>
+      <w:proofErr w:type="gramEnd"/>
+      <w:r>
+        <w:t>'</w:t>
+      </w:r>
+      <w:proofErr w:type="spellStart"/>
+      <w:r>
+        <w:t>Không</w:t>
+      </w:r>
+      <w:proofErr w:type="spellEnd"/>
+      <w:r>
+        <w:t xml:space="preserve"> </w:t>
+      </w:r>
+      <w:proofErr w:type="spellStart"/>
+      <w:r>
+        <w:t>tìm</w:t>
+      </w:r>
+      <w:proofErr w:type="spellEnd"/>
+      <w:r>
+        <w:t xml:space="preserve"> </w:t>
+      </w:r>
+      <w:proofErr w:type="spellStart"/>
+      <w:r>
+        <w:t>thấy</w:t>
+      </w:r>
+      <w:proofErr w:type="spellEnd"/>
+      <w:r>
+        <w:t xml:space="preserve"> SV </w:t>
+      </w:r>
+      <w:proofErr w:type="spellStart"/>
+      <w:r>
+        <w:t>mã</w:t>
+      </w:r>
+      <w:proofErr w:type="spellEnd"/>
+      <w:r>
+        <w:t xml:space="preserve"> ' || </w:t>
+      </w:r>
+      <w:proofErr w:type="spellStart"/>
+      <w:r>
+        <w:t>i_student_id</w:t>
+      </w:r>
+      <w:proofErr w:type="spellEnd"/>
+      <w:r>
+        <w:t>);</w:t>
+      </w:r>
+    </w:p>
+    <w:p>
+      <w:r>
+        <w:t>END;</w:t>
+      </w:r>
+    </w:p>
+    <w:p>
+      <w:r>
+        <w:drawing>
+          <wp:inline distT="0" distB="0" distL="0" distR="0" wp14:anchorId="3426F2C2" wp14:editId="3E19339A">
+            <wp:extent cx="5943600" cy="2521585"/>
+            <wp:effectExtent l="0" t="0" r="0" b="0"/>
+            <wp:docPr id="424016628" name="Picture 1"/>
+            <wp:cNvGraphicFramePr>
+              <a:graphicFrameLocks xmlns:a="http://schemas.openxmlformats.org/drawingml/2006/main" noChangeAspect="1"/>
+            </wp:cNvGraphicFramePr>
+            <a:graphic xmlns:a="http://schemas.openxmlformats.org/drawingml/2006/main">
+              <a:graphicData uri="http://schemas.openxmlformats.org/drawingml/2006/picture">
+                <pic:pic xmlns:pic="http://schemas.openxmlformats.org/drawingml/2006/picture">
+                  <pic:nvPicPr>
+                    <pic:cNvPr id="424016628" name=""/>
+                    <pic:cNvPicPr/>
+                  </pic:nvPicPr>
+                  <pic:blipFill>
+                    <a:blip r:embed="rId13"/>
+                    <a:stretch>
+                      <a:fillRect/>
+                    </a:stretch>
+                  </pic:blipFill>
+                  <pic:spPr>
+                    <a:xfrm>
+                      <a:off x="0" y="0"/>
+                      <a:ext cx="5943600" cy="2521585"/>
+                    </a:xfrm>
+                    <a:prstGeom prst="rect">
+                      <a:avLst/>
+                    </a:prstGeom>
+                  </pic:spPr>
+                </pic:pic>
+              </a:graphicData>
+            </a:graphic>
+          </wp:inline>
+        </w:drawing>
+      </w:r>
+    </w:p>
+    <w:p>
+      <w:pPr>
+        <w:rPr>
+          <w:lang w:val="vi-VN"/>
+        </w:rPr>
+      </w:pPr>
+    </w:p>
+    <w:p>
+      <w:pPr>
+        <w:rPr>
+          <w:lang w:val="vi-VN"/>
+        </w:rPr>
+      </w:pPr>
+      <w:r>
+        <w:rPr>
+          <w:lang w:val="vi-VN"/>
+        </w:rPr>
+        <w:t>2. Viết thủ tục Discount giảm giá 5% cho tất cả các môn học có số sinh viên đăng kí</w:t>
+      </w:r>
+    </w:p>
+    <w:p>
+      <w:r>
+        <w:rPr>
+          <w:lang w:val="vi-VN"/>
+        </w:rPr>
+        <w:t>nhiều hơn 15 sinh viên. Ứng với mỗi môn học được giảm giá in ra tên môn học đó.</w:t>
+      </w:r>
+    </w:p>
+    <w:p>
+      <w:r>
+        <w:t>CREATE OR REPLACE PROCEDURE Discount AS</w:t>
+      </w:r>
+    </w:p>
+    <w:p>
+      <w:r>
+        <w:t>BEGIN</w:t>
+      </w:r>
+    </w:p>
+    <w:p>
+      <w:r>
+        <w:t xml:space="preserve">    FOR r IN (SELECT </w:t>
+      </w:r>
+      <w:proofErr w:type="spellStart"/>
+      <w:r>
+        <w:t>CourseNo</w:t>
+      </w:r>
+      <w:proofErr w:type="spellEnd"/>
+      <w:r>
+        <w:t xml:space="preserve">, Description FROM COURSE </w:t>
+      </w:r>
+    </w:p>
+    <w:p>
+      <w:r>
+        <w:t xml:space="preserve">              WHERE </w:t>
+      </w:r>
+      <w:proofErr w:type="spellStart"/>
+      <w:r>
+        <w:t>CourseNo</w:t>
+      </w:r>
+      <w:proofErr w:type="spellEnd"/>
+      <w:r>
+        <w:t xml:space="preserve"> IN (SELECT </w:t>
+      </w:r>
+      <w:proofErr w:type="spellStart"/>
+      <w:proofErr w:type="gramStart"/>
+      <w:r>
+        <w:t>c.CourseNo</w:t>
+      </w:r>
+      <w:proofErr w:type="spellEnd"/>
+      <w:proofErr w:type="gramEnd"/>
+      <w:r>
+        <w:t xml:space="preserve"> FROM CLASS c JOIN ENROLLMENT e ON </w:t>
+      </w:r>
+      <w:proofErr w:type="spellStart"/>
+      <w:proofErr w:type="gramStart"/>
+      <w:r>
+        <w:t>c.ClassID</w:t>
+      </w:r>
+      <w:proofErr w:type="spellEnd"/>
+      <w:proofErr w:type="gramEnd"/>
+      <w:r>
+        <w:t xml:space="preserve"> = </w:t>
+      </w:r>
+      <w:proofErr w:type="spellStart"/>
+      <w:proofErr w:type="gramStart"/>
+      <w:r>
+        <w:t>e.ClassID</w:t>
+      </w:r>
+      <w:proofErr w:type="spellEnd"/>
+      <w:proofErr w:type="gramEnd"/>
+      <w:r>
+        <w:t xml:space="preserve"> </w:t>
+      </w:r>
+    </w:p>
+    <w:p>
+      <w:r>
+        <w:lastRenderedPageBreak/>
+        <w:t xml:space="preserve">                                 GROUP BY </w:t>
+      </w:r>
+      <w:proofErr w:type="spellStart"/>
+      <w:proofErr w:type="gramStart"/>
+      <w:r>
+        <w:t>c.CourseNo</w:t>
+      </w:r>
+      <w:proofErr w:type="spellEnd"/>
+      <w:proofErr w:type="gramEnd"/>
+      <w:r>
+        <w:t xml:space="preserve"> HAVING </w:t>
+      </w:r>
+      <w:proofErr w:type="gramStart"/>
+      <w:r>
+        <w:t>COUNT(</w:t>
+      </w:r>
+      <w:proofErr w:type="gramEnd"/>
+      <w:r>
+        <w:t>*) &gt; 15)) LOOP</w:t>
+      </w:r>
+    </w:p>
+    <w:p>
+      <w:r>
+        <w:t xml:space="preserve">        UPDATE COURSE SET Cost = Cost * 0.95 WHERE </w:t>
+      </w:r>
+      <w:proofErr w:type="spellStart"/>
+      <w:r>
+        <w:t>CourseNo</w:t>
+      </w:r>
+      <w:proofErr w:type="spellEnd"/>
+      <w:r>
+        <w:t xml:space="preserve"> = </w:t>
+      </w:r>
+      <w:proofErr w:type="spellStart"/>
+      <w:proofErr w:type="gramStart"/>
+      <w:r>
+        <w:t>r.CourseNo</w:t>
+      </w:r>
+      <w:proofErr w:type="spellEnd"/>
+      <w:proofErr w:type="gramEnd"/>
+      <w:r>
+        <w:t>;</w:t>
+      </w:r>
+    </w:p>
+    <w:p>
+      <w:r>
+        <w:t xml:space="preserve">        DBMS_OUTPUT.PUT_</w:t>
+      </w:r>
+      <w:proofErr w:type="gramStart"/>
+      <w:r>
+        <w:t>LINE(</w:t>
+      </w:r>
+      <w:proofErr w:type="gramEnd"/>
+      <w:r>
+        <w:t>'</w:t>
+      </w:r>
+      <w:proofErr w:type="spellStart"/>
+      <w:r>
+        <w:t>Giảm</w:t>
+      </w:r>
+      <w:proofErr w:type="spellEnd"/>
+      <w:r>
+        <w:t xml:space="preserve"> </w:t>
+      </w:r>
+      <w:proofErr w:type="spellStart"/>
+      <w:r>
+        <w:t>giá</w:t>
+      </w:r>
+      <w:proofErr w:type="spellEnd"/>
+      <w:r>
+        <w:t xml:space="preserve"> </w:t>
+      </w:r>
+      <w:proofErr w:type="spellStart"/>
+      <w:r>
+        <w:t>cho</w:t>
+      </w:r>
+      <w:proofErr w:type="spellEnd"/>
+      <w:r>
+        <w:t xml:space="preserve"> </w:t>
+      </w:r>
+      <w:proofErr w:type="spellStart"/>
+      <w:r>
+        <w:t>môn</w:t>
+      </w:r>
+      <w:proofErr w:type="spellEnd"/>
+      <w:r>
+        <w:t xml:space="preserve">: ' || </w:t>
+      </w:r>
+      <w:proofErr w:type="spellStart"/>
+      <w:proofErr w:type="gramStart"/>
+      <w:r>
+        <w:t>r.Description</w:t>
+      </w:r>
+      <w:proofErr w:type="spellEnd"/>
+      <w:proofErr w:type="gramEnd"/>
+      <w:r>
+        <w:t>);</w:t>
+      </w:r>
+    </w:p>
+    <w:p>
+      <w:r>
+        <w:t xml:space="preserve">    END LOOP;</w:t>
+      </w:r>
+    </w:p>
+    <w:p>
+      <w:r>
+        <w:t>END;</w:t>
+      </w:r>
+    </w:p>
+    <w:p>
+      <w:r>
+        <w:drawing>
+          <wp:inline distT="0" distB="0" distL="0" distR="0" wp14:anchorId="61DA0E3D" wp14:editId="3EEFE9FF">
+            <wp:extent cx="5943600" cy="3041650"/>
+            <wp:effectExtent l="0" t="0" r="0" b="6350"/>
+            <wp:docPr id="431725008" name="Picture 1"/>
+            <wp:cNvGraphicFramePr>
+              <a:graphicFrameLocks xmlns:a="http://schemas.openxmlformats.org/drawingml/2006/main" noChangeAspect="1"/>
+            </wp:cNvGraphicFramePr>
+            <a:graphic xmlns:a="http://schemas.openxmlformats.org/drawingml/2006/main">
+              <a:graphicData uri="http://schemas.openxmlformats.org/drawingml/2006/picture">
+                <pic:pic xmlns:pic="http://schemas.openxmlformats.org/drawingml/2006/picture">
+                  <pic:nvPicPr>
+                    <pic:cNvPr id="431725008" name=""/>
+                    <pic:cNvPicPr/>
+                  </pic:nvPicPr>
+                  <pic:blipFill>
+                    <a:blip r:embed="rId14"/>
+                    <a:stretch>
+                      <a:fillRect/>
+                    </a:stretch>
+                  </pic:blipFill>
+                  <pic:spPr>
+                    <a:xfrm>
+                      <a:off x="0" y="0"/>
+                      <a:ext cx="5943600" cy="3041650"/>
+                    </a:xfrm>
+                    <a:prstGeom prst="rect">
+                      <a:avLst/>
+                    </a:prstGeom>
+                  </pic:spPr>
+                </pic:pic>
+              </a:graphicData>
+            </a:graphic>
+          </wp:inline>
+        </w:drawing>
+      </w:r>
+    </w:p>
+    <w:p>
+      <w:pPr>
+        <w:rPr>
+          <w:lang w:val="vi-VN"/>
+        </w:rPr>
+      </w:pPr>
+      <w:r>
+        <w:rPr>
+          <w:lang w:val="vi-VN"/>
+        </w:rPr>
+        <w:t>3. Viết hàm Total_cost_for_student nhận vào mã số của sinh viên tra về tồng chi phí mà</w:t>
+      </w:r>
+    </w:p>
+    <w:p>
+      <w:r>
+        <w:rPr>
+          <w:lang w:val="vi-VN"/>
+        </w:rPr>
+        <w:t>sinh viên đó phải trả. Trả về NULL nếu không tồn tại sinh viên tương ứng.</w:t>
+      </w:r>
+    </w:p>
+    <w:p>
+      <w:r>
+        <w:t xml:space="preserve">CREATE OR REPLACE FUNCTION </w:t>
+      </w:r>
+      <w:proofErr w:type="spellStart"/>
+      <w:r>
+        <w:t>Total_cost_for_student</w:t>
+      </w:r>
+      <w:proofErr w:type="spellEnd"/>
+      <w:r>
+        <w:t xml:space="preserve"> (</w:t>
+      </w:r>
+      <w:proofErr w:type="spellStart"/>
+      <w:r>
+        <w:t>i_sid</w:t>
+      </w:r>
+      <w:proofErr w:type="spellEnd"/>
+      <w:r>
+        <w:t xml:space="preserve"> IN NUMBER) RETURN NUMBER AS</w:t>
+      </w:r>
+    </w:p>
+    <w:p>
+      <w:r>
+        <w:t xml:space="preserve">    </w:t>
+      </w:r>
+      <w:proofErr w:type="spellStart"/>
+      <w:r>
+        <w:t>v_total</w:t>
+      </w:r>
+      <w:proofErr w:type="spellEnd"/>
+      <w:r>
+        <w:t xml:space="preserve"> NUMBER;</w:t>
+      </w:r>
+    </w:p>
+    <w:p>
+      <w:r>
+        <w:t xml:space="preserve">    </w:t>
+      </w:r>
+      <w:proofErr w:type="spellStart"/>
+      <w:r>
+        <w:t>v_exists</w:t>
+      </w:r>
+      <w:proofErr w:type="spellEnd"/>
+      <w:r>
+        <w:t xml:space="preserve"> NUMBER;</w:t>
+      </w:r>
+    </w:p>
+    <w:p>
+      <w:r>
+        <w:t>BEGIN</w:t>
+      </w:r>
+    </w:p>
+    <w:p>
+      <w:r>
+        <w:t xml:space="preserve">    SELECT </w:t>
+      </w:r>
+      <w:proofErr w:type="gramStart"/>
+      <w:r>
+        <w:t>COUNT(</w:t>
+      </w:r>
+      <w:proofErr w:type="gramEnd"/>
+      <w:r>
+        <w:t xml:space="preserve">*) INTO </w:t>
+      </w:r>
+      <w:proofErr w:type="spellStart"/>
+      <w:r>
+        <w:t>v_exists</w:t>
+      </w:r>
+      <w:proofErr w:type="spellEnd"/>
+      <w:r>
+        <w:t xml:space="preserve"> FROM STUDENT WHERE </w:t>
+      </w:r>
+      <w:proofErr w:type="spellStart"/>
+      <w:r>
+        <w:t>StudentID</w:t>
+      </w:r>
+      <w:proofErr w:type="spellEnd"/>
+      <w:r>
+        <w:t xml:space="preserve"> = </w:t>
+      </w:r>
+      <w:proofErr w:type="spellStart"/>
+      <w:r>
+        <w:t>i_sid</w:t>
+      </w:r>
+      <w:proofErr w:type="spellEnd"/>
+      <w:r>
+        <w:t>;</w:t>
+      </w:r>
+    </w:p>
+    <w:p>
+      <w:r>
+        <w:t xml:space="preserve">    IF </w:t>
+      </w:r>
+      <w:proofErr w:type="spellStart"/>
+      <w:r>
+        <w:t>v_exists</w:t>
+      </w:r>
+      <w:proofErr w:type="spellEnd"/>
+      <w:r>
+        <w:t xml:space="preserve"> = 0 THEN RETURN NULL; END IF;</w:t>
+      </w:r>
+    </w:p>
+    <w:p>
+      <w:r>
+        <w:t xml:space="preserve">    </w:t>
+      </w:r>
+    </w:p>
+    <w:p>
+      <w:r>
+        <w:t xml:space="preserve">    SELECT SUM(</w:t>
+      </w:r>
+      <w:proofErr w:type="spellStart"/>
+      <w:proofErr w:type="gramStart"/>
+      <w:r>
+        <w:t>c.Cost</w:t>
+      </w:r>
+      <w:proofErr w:type="spellEnd"/>
+      <w:proofErr w:type="gramEnd"/>
+      <w:r>
+        <w:t xml:space="preserve">) INTO </w:t>
+      </w:r>
+      <w:proofErr w:type="spellStart"/>
+      <w:r>
+        <w:t>v_total</w:t>
+      </w:r>
+      <w:proofErr w:type="spellEnd"/>
+    </w:p>
+    <w:p>
+      <w:r>
+        <w:lastRenderedPageBreak/>
+        <w:t xml:space="preserve">    FROM ENROLLMENT e JOIN CLASS cl ON </w:t>
+      </w:r>
+      <w:proofErr w:type="spellStart"/>
+      <w:proofErr w:type="gramStart"/>
+      <w:r>
+        <w:t>e.ClassID</w:t>
+      </w:r>
+      <w:proofErr w:type="spellEnd"/>
+      <w:proofErr w:type="gramEnd"/>
+      <w:r>
+        <w:t xml:space="preserve"> = </w:t>
+      </w:r>
+      <w:proofErr w:type="spellStart"/>
+      <w:proofErr w:type="gramStart"/>
+      <w:r>
+        <w:t>cl.ClassID</w:t>
+      </w:r>
+      <w:proofErr w:type="spellEnd"/>
+      <w:proofErr w:type="gramEnd"/>
+      <w:r>
+        <w:t xml:space="preserve"> JOIN COURSE c ON </w:t>
+      </w:r>
+      <w:proofErr w:type="spellStart"/>
+      <w:proofErr w:type="gramStart"/>
+      <w:r>
+        <w:t>cl.CourseNo</w:t>
+      </w:r>
+      <w:proofErr w:type="spellEnd"/>
+      <w:proofErr w:type="gramEnd"/>
+      <w:r>
+        <w:t xml:space="preserve"> = </w:t>
+      </w:r>
+      <w:proofErr w:type="spellStart"/>
+      <w:proofErr w:type="gramStart"/>
+      <w:r>
+        <w:t>c.CourseNo</w:t>
+      </w:r>
+      <w:proofErr w:type="spellEnd"/>
+      <w:proofErr w:type="gramEnd"/>
+    </w:p>
+    <w:p>
+      <w:r>
+        <w:t xml:space="preserve">    WHERE </w:t>
+      </w:r>
+      <w:proofErr w:type="spellStart"/>
+      <w:proofErr w:type="gramStart"/>
+      <w:r>
+        <w:t>e.StudentID</w:t>
+      </w:r>
+      <w:proofErr w:type="spellEnd"/>
+      <w:proofErr w:type="gramEnd"/>
+      <w:r>
+        <w:t xml:space="preserve"> = </w:t>
+      </w:r>
+      <w:proofErr w:type="spellStart"/>
+      <w:r>
+        <w:t>i_sid</w:t>
+      </w:r>
+      <w:proofErr w:type="spellEnd"/>
+      <w:r>
+        <w:t>;</w:t>
+      </w:r>
+    </w:p>
+    <w:p>
+      <w:r>
+        <w:t xml:space="preserve">    </w:t>
+      </w:r>
+    </w:p>
+    <w:p>
+      <w:r>
+        <w:t xml:space="preserve">    RETURN </w:t>
+      </w:r>
+      <w:proofErr w:type="gramStart"/>
+      <w:r>
+        <w:t>NVL(</w:t>
+      </w:r>
+      <w:proofErr w:type="spellStart"/>
+      <w:proofErr w:type="gramEnd"/>
+      <w:r>
+        <w:t>v_total</w:t>
+      </w:r>
+      <w:proofErr w:type="spellEnd"/>
+      <w:r>
+        <w:t>, 0);</w:t>
+      </w:r>
+    </w:p>
+    <w:p>
+      <w:r>
+        <w:t>END;</w:t>
+      </w:r>
+    </w:p>
+    <w:p>
+      <w:r>
+        <w:t>/</w:t>
+      </w:r>
+    </w:p>
+    <w:p/>
+    <w:p>
+      <w:r>
+        <w:t xml:space="preserve">SELECT </w:t>
+      </w:r>
+      <w:proofErr w:type="spellStart"/>
+      <w:r>
+        <w:t>Total_cost_for_</w:t>
+      </w:r>
+      <w:proofErr w:type="gramStart"/>
+      <w:r>
+        <w:t>student</w:t>
+      </w:r>
+      <w:proofErr w:type="spellEnd"/>
+      <w:r>
+        <w:t>(</w:t>
+      </w:r>
+      <w:proofErr w:type="gramEnd"/>
+      <w:r>
+        <w:t>1001) FROM DUAL;</w:t>
+      </w:r>
+    </w:p>
+    <w:p>
+      <w:r>
+        <w:rPr>
+          <w:noProof/>
+        </w:rPr>
+        <w:drawing>
+          <wp:inline distT="0" distB="0" distL="0" distR="0" wp14:anchorId="7C7ADF51" wp14:editId="08A93416">
+            <wp:extent cx="5943600" cy="2951480"/>
+            <wp:effectExtent l="0" t="0" r="0" b="1270"/>
+            <wp:docPr id="622607483" name="Picture 1"/>
+            <wp:cNvGraphicFramePr>
+              <a:graphicFrameLocks xmlns:a="http://schemas.openxmlformats.org/drawingml/2006/main" noChangeAspect="1"/>
+            </wp:cNvGraphicFramePr>
+            <a:graphic xmlns:a="http://schemas.openxmlformats.org/drawingml/2006/main">
+              <a:graphicData uri="http://schemas.openxmlformats.org/drawingml/2006/picture">
+                <pic:pic xmlns:pic="http://schemas.openxmlformats.org/drawingml/2006/picture">
+                  <pic:nvPicPr>
+                    <pic:cNvPr id="622607483" name=""/>
+                    <pic:cNvPicPr/>
+                  </pic:nvPicPr>
+                  <pic:blipFill>
+                    <a:blip r:embed="rId15"/>
+                    <a:stretch>
+                      <a:fillRect/>
+                    </a:stretch>
+                  </pic:blipFill>
+                  <pic:spPr>
+                    <a:xfrm>
+                      <a:off x="0" y="0"/>
+                      <a:ext cx="5943600" cy="2951480"/>
+                    </a:xfrm>
+                    <a:prstGeom prst="rect">
+                      <a:avLst/>
+                    </a:prstGeom>
+                  </pic:spPr>
+                </pic:pic>
+              </a:graphicData>
+            </a:graphic>
+          </wp:inline>
+        </w:drawing>
+      </w:r>
+    </w:p>
+    <w:p>
+      <w:pPr>
+        <w:rPr>
+          <w:lang w:val="vi-VN"/>
+        </w:rPr>
+      </w:pPr>
+      <w:r>
+        <w:rPr>
+          <w:lang w:val="vi-VN"/>
+        </w:rPr>
+        <w:t>Bài 5: Trigger</w:t>
+      </w:r>
+    </w:p>
+    <w:p>
+      <w:pPr>
+        <w:rPr>
+          <w:lang w:val="vi-VN"/>
+        </w:rPr>
+      </w:pPr>
+      <w:r>
+        <w:rPr>
+          <w:lang w:val="vi-VN"/>
+        </w:rPr>
+        <w:t>1. Viết trigger cho các tác vụ thêm vào (insert), hay cập nhật (update) cho tất cả các</w:t>
+      </w:r>
+    </w:p>
+    <w:p>
+      <w:pPr>
+        <w:rPr>
+          <w:lang w:val="vi-VN"/>
+        </w:rPr>
+      </w:pPr>
+      <w:r>
+        <w:rPr>
+          <w:lang w:val="vi-VN"/>
+        </w:rPr>
+        <w:t>bảng trong lược đồ quan hệ với các trường created_by, created_date, modified_by,</w:t>
+      </w:r>
+    </w:p>
+    <w:p>
+      <w:pPr>
+        <w:rPr>
+          <w:lang w:val="vi-VN"/>
+        </w:rPr>
+      </w:pPr>
+      <w:r>
+        <w:rPr>
+          <w:lang w:val="vi-VN"/>
+        </w:rPr>
+        <w:t>modified_date, sẽ do trigger này thêm vào tương ứng với user hiện tại, ngày hệ thống</w:t>
+      </w:r>
+    </w:p>
+    <w:p>
+      <w:r>
+        <w:rPr>
+          <w:lang w:val="vi-VN"/>
+        </w:rPr>
+        <w:t>hiện tại.</w:t>
+      </w:r>
+    </w:p>
+    <w:p>
+      <w:r>
+        <w:t xml:space="preserve">CREATE OR REPLACE TRIGGER </w:t>
+      </w:r>
+      <w:proofErr w:type="spellStart"/>
+      <w:r>
+        <w:t>trg_audit_course</w:t>
+      </w:r>
+      <w:proofErr w:type="spellEnd"/>
+    </w:p>
+    <w:p>
+      <w:r>
+        <w:t>BEFORE INSERT OR UPDATE ON COURSE</w:t>
+      </w:r>
+    </w:p>
+    <w:p>
+      <w:r>
+        <w:t>FOR EACH ROW</w:t>
+      </w:r>
+    </w:p>
+    <w:p>
+      <w:r>
+        <w:lastRenderedPageBreak/>
+        <w:t>BEGIN</w:t>
+      </w:r>
+    </w:p>
+    <w:p>
+      <w:r>
+        <w:t xml:space="preserve">    IF INSERTING THEN</w:t>
+      </w:r>
+    </w:p>
+    <w:p>
+      <w:r>
+        <w:t xml:space="preserve">        </w:t>
+      </w:r>
+      <w:proofErr w:type="gramStart"/>
+      <w:r>
+        <w:t>:</w:t>
+      </w:r>
+      <w:proofErr w:type="spellStart"/>
+      <w:r>
+        <w:t>NEW.CreatedBy</w:t>
+      </w:r>
+      <w:proofErr w:type="spellEnd"/>
+      <w:r>
+        <w:t xml:space="preserve"> :=</w:t>
+      </w:r>
+      <w:proofErr w:type="gramEnd"/>
+      <w:r>
+        <w:t xml:space="preserve"> USER;</w:t>
+      </w:r>
+    </w:p>
+    <w:p>
+      <w:r>
+        <w:t xml:space="preserve">        </w:t>
+      </w:r>
+      <w:proofErr w:type="gramStart"/>
+      <w:r>
+        <w:t>:</w:t>
+      </w:r>
+      <w:proofErr w:type="spellStart"/>
+      <w:r>
+        <w:t>NEW.CreatedDate</w:t>
+      </w:r>
+      <w:proofErr w:type="spellEnd"/>
+      <w:r>
+        <w:t xml:space="preserve"> :=</w:t>
+      </w:r>
+      <w:proofErr w:type="gramEnd"/>
+      <w:r>
+        <w:t xml:space="preserve"> SYSDATE;</w:t>
+      </w:r>
+    </w:p>
+    <w:p>
+      <w:r>
+        <w:t xml:space="preserve">    END IF;</w:t>
+      </w:r>
+    </w:p>
+    <w:p>
+      <w:r>
+        <w:t xml:space="preserve">    </w:t>
+      </w:r>
+      <w:proofErr w:type="gramStart"/>
+      <w:r>
+        <w:t>:</w:t>
+      </w:r>
+      <w:proofErr w:type="spellStart"/>
+      <w:r>
+        <w:t>NEW.ModifiedBy</w:t>
+      </w:r>
+      <w:proofErr w:type="spellEnd"/>
+      <w:r>
+        <w:t xml:space="preserve"> :=</w:t>
+      </w:r>
+      <w:proofErr w:type="gramEnd"/>
+      <w:r>
+        <w:t xml:space="preserve"> USER;</w:t>
+      </w:r>
+    </w:p>
+    <w:p>
+      <w:r>
+        <w:t xml:space="preserve">    </w:t>
+      </w:r>
+      <w:proofErr w:type="gramStart"/>
+      <w:r>
+        <w:t>:</w:t>
+      </w:r>
+      <w:proofErr w:type="spellStart"/>
+      <w:r>
+        <w:t>NEW.ModifiedDate</w:t>
+      </w:r>
+      <w:proofErr w:type="spellEnd"/>
+      <w:r>
+        <w:t xml:space="preserve"> :=</w:t>
+      </w:r>
+      <w:proofErr w:type="gramEnd"/>
+      <w:r>
+        <w:t xml:space="preserve"> SYSDATE;</w:t>
+      </w:r>
+    </w:p>
+    <w:p>
+      <w:r>
+        <w:t>END;</w:t>
+      </w:r>
+    </w:p>
+    <w:p>
+      <w:r>
+        <w:t>/</w:t>
+      </w:r>
+    </w:p>
+    <w:p/>
+    <w:p>
+      <w:r>
+        <w:t>INSERT INTO COURSE (</w:t>
+      </w:r>
+      <w:proofErr w:type="spellStart"/>
+      <w:r>
+        <w:t>CourseNo</w:t>
+      </w:r>
+      <w:proofErr w:type="spellEnd"/>
+      <w:r>
+        <w:t>, Description, Cost) VALUES (999, 'Test Trigger', 500);</w:t>
+      </w:r>
+    </w:p>
+    <w:p>
+      <w:r>
+        <w:t xml:space="preserve">SELECT </w:t>
+      </w:r>
+      <w:proofErr w:type="spellStart"/>
+      <w:r>
+        <w:t>CreatedBy</w:t>
+      </w:r>
+      <w:proofErr w:type="spellEnd"/>
+      <w:r>
+        <w:t xml:space="preserve">, </w:t>
+      </w:r>
+      <w:proofErr w:type="spellStart"/>
+      <w:r>
+        <w:t>CreatedDate</w:t>
+      </w:r>
+      <w:proofErr w:type="spellEnd"/>
+      <w:r>
+        <w:t xml:space="preserve"> FROM COURSE WHERE </w:t>
+      </w:r>
+      <w:proofErr w:type="spellStart"/>
+      <w:r>
+        <w:t>CourseNo</w:t>
+      </w:r>
+      <w:proofErr w:type="spellEnd"/>
+      <w:r>
+        <w:t xml:space="preserve"> = 999;</w:t>
+      </w:r>
+    </w:p>
+    <w:p>
+      <w:r>
+        <w:drawing>
+          <wp:inline distT="0" distB="0" distL="0" distR="0" wp14:anchorId="6E01B938" wp14:editId="532B7A26">
+            <wp:extent cx="5601482" cy="3324689"/>
+            <wp:effectExtent l="0" t="0" r="0" b="9525"/>
+            <wp:docPr id="1362542721" name="Picture 1"/>
+            <wp:cNvGraphicFramePr>
+              <a:graphicFrameLocks xmlns:a="http://schemas.openxmlformats.org/drawingml/2006/main" noChangeAspect="1"/>
+            </wp:cNvGraphicFramePr>
+            <a:graphic xmlns:a="http://schemas.openxmlformats.org/drawingml/2006/main">
+              <a:graphicData uri="http://schemas.openxmlformats.org/drawingml/2006/picture">
+                <pic:pic xmlns:pic="http://schemas.openxmlformats.org/drawingml/2006/picture">
+                  <pic:nvPicPr>
+                    <pic:cNvPr id="1362542721" name=""/>
+                    <pic:cNvPicPr/>
+                  </pic:nvPicPr>
+                  <pic:blipFill>
+                    <a:blip r:embed="rId16"/>
+                    <a:stretch>
+                      <a:fillRect/>
+                    </a:stretch>
+                  </pic:blipFill>
+                  <pic:spPr>
+                    <a:xfrm>
+                      <a:off x="0" y="0"/>
+                      <a:ext cx="5601482" cy="3324689"/>
+                    </a:xfrm>
+                    <a:prstGeom prst="rect">
+                      <a:avLst/>
+                    </a:prstGeom>
+                  </pic:spPr>
+                </pic:pic>
+              </a:graphicData>
+            </a:graphic>
+          </wp:inline>
+        </w:drawing>
+      </w:r>
+    </w:p>
+    <w:p>
+      <w:pPr>
+        <w:rPr>
+          <w:lang w:val="vi-VN"/>
+        </w:rPr>
+      </w:pPr>
+      <w:r>
+        <w:rPr>
+          <w:lang w:val="vi-VN"/>
+        </w:rPr>
+        <w:t>2. Viết trigger hiện thực yêu cầu sau: mỗi sinh viên không được quá 3 môn học</w:t>
+      </w:r>
+    </w:p>
+    <w:p>
+      <w:r>
+        <w:t xml:space="preserve">CREATE OR REPLACE TRIGGER </w:t>
+      </w:r>
+      <w:proofErr w:type="spellStart"/>
+      <w:r>
+        <w:t>trg_limit_enrollment</w:t>
+      </w:r>
+      <w:proofErr w:type="spellEnd"/>
+    </w:p>
+    <w:p>
+      <w:r>
+        <w:t>BEFORE INSERT ON ENROLLMENT</w:t>
+      </w:r>
+    </w:p>
+    <w:p>
+      <w:r>
+        <w:t>FOR EACH ROW</w:t>
+      </w:r>
+    </w:p>
+    <w:p>
+      <w:r>
+        <w:lastRenderedPageBreak/>
+        <w:t>DECLARE</w:t>
+      </w:r>
+    </w:p>
+    <w:p>
+      <w:r>
+        <w:t xml:space="preserve">    </w:t>
+      </w:r>
+      <w:proofErr w:type="spellStart"/>
+      <w:r>
+        <w:t>v_count</w:t>
+      </w:r>
+      <w:proofErr w:type="spellEnd"/>
+      <w:r>
+        <w:t xml:space="preserve"> NUMBER;</w:t>
+      </w:r>
+    </w:p>
+    <w:p>
+      <w:r>
+        <w:t>BEGIN</w:t>
+      </w:r>
+    </w:p>
+    <w:p>
+      <w:r>
+        <w:t xml:space="preserve">    SELECT </w:t>
+      </w:r>
+      <w:proofErr w:type="gramStart"/>
+      <w:r>
+        <w:t>COUNT(</w:t>
+      </w:r>
+      <w:proofErr w:type="gramEnd"/>
+      <w:r>
+        <w:t xml:space="preserve">*) INTO </w:t>
+      </w:r>
+      <w:proofErr w:type="spellStart"/>
+      <w:r>
+        <w:t>v_count</w:t>
+      </w:r>
+      <w:proofErr w:type="spellEnd"/>
+      <w:r>
+        <w:t xml:space="preserve"> FROM ENROLLMENT WHERE </w:t>
+      </w:r>
+      <w:proofErr w:type="spellStart"/>
+      <w:r>
+        <w:t>StudentID</w:t>
+      </w:r>
+      <w:proofErr w:type="spellEnd"/>
+      <w:r>
+        <w:t xml:space="preserve"> </w:t>
+      </w:r>
+      <w:proofErr w:type="gramStart"/>
+      <w:r>
+        <w:t>= :</w:t>
+      </w:r>
+      <w:proofErr w:type="spellStart"/>
+      <w:proofErr w:type="gramEnd"/>
+      <w:r>
+        <w:t>NEW.StudentID</w:t>
+      </w:r>
+      <w:proofErr w:type="spellEnd"/>
+      <w:r>
+        <w:t>;</w:t>
+      </w:r>
+    </w:p>
+    <w:p>
+      <w:r>
+        <w:t xml:space="preserve">    IF </w:t>
+      </w:r>
+      <w:proofErr w:type="spellStart"/>
+      <w:r>
+        <w:t>v_count</w:t>
+      </w:r>
+      <w:proofErr w:type="spellEnd"/>
+      <w:r>
+        <w:t xml:space="preserve"> &gt;= 3 THEN</w:t>
+      </w:r>
+    </w:p>
+    <w:p>
+      <w:r>
+        <w:t xml:space="preserve">        RAISE_APPLICATION_</w:t>
+      </w:r>
+      <w:proofErr w:type="gramStart"/>
+      <w:r>
+        <w:t>ERROR(</w:t>
+      </w:r>
+      <w:proofErr w:type="gramEnd"/>
+      <w:r>
+        <w:t>-20001, '</w:t>
+      </w:r>
+      <w:proofErr w:type="spellStart"/>
+      <w:r>
+        <w:t>Mỗi</w:t>
+      </w:r>
+      <w:proofErr w:type="spellEnd"/>
+      <w:r>
+        <w:t xml:space="preserve"> </w:t>
+      </w:r>
+      <w:proofErr w:type="spellStart"/>
+      <w:r>
+        <w:t>sinh</w:t>
+      </w:r>
+      <w:proofErr w:type="spellEnd"/>
+      <w:r>
+        <w:t xml:space="preserve"> </w:t>
+      </w:r>
+      <w:proofErr w:type="spellStart"/>
+      <w:r>
+        <w:t>viên</w:t>
+      </w:r>
+      <w:proofErr w:type="spellEnd"/>
+      <w:r>
+        <w:t xml:space="preserve"> </w:t>
+      </w:r>
+      <w:proofErr w:type="spellStart"/>
+      <w:r>
+        <w:t>không</w:t>
+      </w:r>
+      <w:proofErr w:type="spellEnd"/>
+      <w:r>
+        <w:t xml:space="preserve"> </w:t>
+      </w:r>
+      <w:proofErr w:type="spellStart"/>
+      <w:r>
+        <w:t>được</w:t>
+      </w:r>
+      <w:proofErr w:type="spellEnd"/>
+      <w:r>
+        <w:t xml:space="preserve"> </w:t>
+      </w:r>
+      <w:proofErr w:type="spellStart"/>
+      <w:r>
+        <w:t>đăng</w:t>
+      </w:r>
+      <w:proofErr w:type="spellEnd"/>
+      <w:r>
+        <w:t xml:space="preserve"> </w:t>
+      </w:r>
+      <w:proofErr w:type="spellStart"/>
+      <w:r>
+        <w:t>ký</w:t>
+      </w:r>
+      <w:proofErr w:type="spellEnd"/>
+      <w:r>
+        <w:t xml:space="preserve"> </w:t>
+      </w:r>
+      <w:proofErr w:type="spellStart"/>
+      <w:r>
+        <w:t>quá</w:t>
+      </w:r>
+      <w:proofErr w:type="spellEnd"/>
+      <w:r>
+        <w:t xml:space="preserve"> 3 </w:t>
+      </w:r>
+      <w:proofErr w:type="spellStart"/>
+      <w:r>
+        <w:t>môn</w:t>
+      </w:r>
+      <w:proofErr w:type="spellEnd"/>
+      <w:r>
+        <w:t xml:space="preserve"> </w:t>
+      </w:r>
+      <w:proofErr w:type="spellStart"/>
+      <w:r>
+        <w:t>học</w:t>
+      </w:r>
+      <w:proofErr w:type="spellEnd"/>
+      <w:r>
+        <w:t>!');</w:t>
+      </w:r>
+    </w:p>
+    <w:p>
+      <w:r>
+        <w:t xml:space="preserve">    END IF;</w:t>
+      </w:r>
+    </w:p>
+    <w:p>
+      <w:r>
+        <w:t>END;</w:t>
+      </w:r>
+    </w:p>
+    <w:p>
+      <w:pPr>
+        <w:rPr>
+          <w:lang w:val="vi-VN"/>
+        </w:rPr>
+      </w:pPr>
+      <w:r>
+        <w:rPr>
+          <w:lang w:val="vi-VN"/>
+        </w:rPr>
+        <w:drawing>
+          <wp:inline distT="0" distB="0" distL="0" distR="0" wp14:anchorId="73397F1D" wp14:editId="7FCE7657">
+            <wp:extent cx="5058481" cy="2257740"/>
+            <wp:effectExtent l="0" t="0" r="8890" b="9525"/>
+            <wp:docPr id="813279074" name="Picture 1"/>
+            <wp:cNvGraphicFramePr>
+              <a:graphicFrameLocks xmlns:a="http://schemas.openxmlformats.org/drawingml/2006/main" noChangeAspect="1"/>
+            </wp:cNvGraphicFramePr>
+            <a:graphic xmlns:a="http://schemas.openxmlformats.org/drawingml/2006/main">
+              <a:graphicData uri="http://schemas.openxmlformats.org/drawingml/2006/picture">
+                <pic:pic xmlns:pic="http://schemas.openxmlformats.org/drawingml/2006/picture">
+                  <pic:nvPicPr>
+                    <pic:cNvPr id="813279074" name=""/>
+                    <pic:cNvPicPr/>
+                  </pic:nvPicPr>
+                  <pic:blipFill>
+                    <a:blip r:embed="rId17"/>
+                    <a:stretch>
+                      <a:fillRect/>
+                    </a:stretch>
+                  </pic:blipFill>
+                  <pic:spPr>
+                    <a:xfrm>
+                      <a:off x="0" y="0"/>
+                      <a:ext cx="5058481" cy="2257740"/>
+                    </a:xfrm>
+                    <a:prstGeom prst="rect">
+                      <a:avLst/>
+                    </a:prstGeom>
+                  </pic:spPr>
+                </pic:pic>
+              </a:graphicData>
+            </a:graphic>
+          </wp:inline>
+        </w:drawing>
+      </w:r>
+    </w:p>
     <w:sectPr>
+      <w:footerReference w:type="default" r:id="rId18"/>
       <w:pgSz w:w="12240" w:h="15840"/>
       <w:pgMar w:top="1440" w:right="1440" w:bottom="1440" w:left="1440" w:header="720" w:footer="720" w:gutter="0"/>
+      <w:pgNumType w:start="1"/>
       <w:cols w:space="720"/>
       <w:docGrid w:linePitch="360"/>
     </w:sectPr>
   </w:body>
 </w:document>
+</file>
+
+<file path=word/endnotes.xml><?xml version="1.0" encoding="utf-8"?>
+<w:endnotes xmlns:wpc="http://schemas.microsoft.com/office/word/2010/wordprocessingCanvas" xmlns:cx="http://schemas.microsoft.com/office/drawing/2014/chartex" xmlns:cx1="http://schemas.microsoft.com/office/drawing/2015/9/8/chartex" xmlns:cx2="http://schemas.microsoft.com/office/drawing/2015/10/21/chartex" xmlns:cx3="http://schemas.microsoft.com/office/drawing/2016/5/9/chartex" xmlns:cx4="http://schemas.microsoft.com/office/drawing/2016/5/10/chartex" xmlns:cx5="http://schemas.microsoft.com/office/drawing/2016/5/11/chartex" xmlns:cx6="http://schemas.microsoft.com/office/drawing/2016/5/12/chartex" xmlns:cx7="http://schemas.microsoft.com/office/drawing/2016/5/13/chartex" xmlns:cx8="http://schemas.microsoft.com/office/drawing/2016/5/14/chartex" xmlns:mc="http://schemas.openxmlformats.org/markup-compatibility/2006" xmlns:aink="http://schemas.microsoft.com/office/drawing/2016/ink" xmlns:am3d="http://schemas.microsoft.com/office/drawing/2017/model3d" xmlns:o="urn:schemas-microsoft-com:office:office" xmlns:oel="http://schemas.microsoft.com/office/2019/extlst" xmlns:r="http://schemas.openxmlformats.org/officeDocument/2006/relationships" xmlns:m="http://schemas.openxmlformats.org/officeDocument/2006/math" xmlns:v="urn:schemas-microsoft-com:vml" xmlns:wp14="http://schemas.microsoft.com/office/word/2010/wordprocessingDrawing" xmlns:wp="http://schemas.openxmlformats.org/drawingml/2006/wordprocessingDrawing" xmlns:w10="urn:schemas-microsoft-com:office:word" xmlns:w="http://schemas.openxmlformats.org/wordprocessingml/2006/main" xmlns:w14="http://schemas.microsoft.com/office/word/2010/wordml" xmlns:w15="http://schemas.microsoft.com/office/word/2012/wordml" xmlns:w16cex="http://schemas.microsoft.com/office/word/2018/wordml/cex" xmlns:w16cid="http://schemas.microsoft.com/office/word/2016/wordml/cid" xmlns:w16="http://schemas.microsoft.com/office/word/2018/wordml" xmlns:w16du="http://schemas.microsoft.com/office/word/2023/wordml/word16du" xmlns:w16sdtdh="http://schemas.microsoft.com/office/word/2020/wordml/sdtdatahash" xmlns:w16sdtfl="http://schemas.microsoft.com/office/word/2024/wordml/sdtformatlock" xmlns:w16se="http://schemas.microsoft.com/office/word/2015/wordml/symex" xmlns:wpg="http://schemas.microsoft.com/office/word/2010/wordprocessingGroup" xmlns:wpi="http://schemas.microsoft.com/office/word/2010/wordprocessingInk" xmlns:wne="http://schemas.microsoft.com/office/word/2006/wordml" xmlns:wps="http://schemas.microsoft.com/office/word/2010/wordprocessingShape" mc:Ignorable="w14 w15 w16se w16cid w16 w16cex w16sdtdh w16sdtfl w16du wp14">
+  <w:endnote w:type="separator" w:id="-1">
+    <w:p>
+      <w:pPr>
+        <w:spacing w:after="0" w:line="240" w:lineRule="auto"/>
+      </w:pPr>
+      <w:r>
+        <w:separator/>
+      </w:r>
+    </w:p>
+  </w:endnote>
+  <w:endnote w:type="continuationSeparator" w:id="0">
+    <w:p>
+      <w:pPr>
+        <w:spacing w:after="0" w:line="240" w:lineRule="auto"/>
+      </w:pPr>
+      <w:r>
+        <w:continuationSeparator/>
+      </w:r>
+    </w:p>
+  </w:endnote>
+</w:endnotes>
+</file>
+
+<file path=word/footer1.xml><?xml version="1.0" encoding="utf-8"?>
+<w:ftr xmlns:wpc="http://schemas.microsoft.com/office/word/2010/wordprocessingCanvas" xmlns:cx="http://schemas.microsoft.com/office/drawing/2014/chartex" xmlns:cx1="http://schemas.microsoft.com/office/drawing/2015/9/8/chartex" xmlns:cx2="http://schemas.microsoft.com/office/drawing/2015/10/21/chartex" xmlns:cx3="http://schemas.microsoft.com/office/drawing/2016/5/9/chartex" xmlns:cx4="http://schemas.microsoft.com/office/drawing/2016/5/10/chartex" xmlns:cx5="http://schemas.microsoft.com/office/drawing/2016/5/11/chartex" xmlns:cx6="http://schemas.microsoft.com/office/drawing/2016/5/12/chartex" xmlns:cx7="http://schemas.microsoft.com/office/drawing/2016/5/13/chartex" xmlns:cx8="http://schemas.microsoft.com/office/drawing/2016/5/14/chartex" xmlns:mc="http://schemas.openxmlformats.org/markup-compatibility/2006" xmlns:aink="http://schemas.microsoft.com/office/drawing/2016/ink" xmlns:am3d="http://schemas.microsoft.com/office/drawing/2017/model3d" xmlns:o="urn:schemas-microsoft-com:office:office" xmlns:oel="http://schemas.microsoft.com/office/2019/extlst" xmlns:r="http://schemas.openxmlformats.org/officeDocument/2006/relationships" xmlns:m="http://schemas.openxmlformats.org/officeDocument/2006/math" xmlns:v="urn:schemas-microsoft-com:vml" xmlns:wp14="http://schemas.microsoft.com/office/word/2010/wordprocessingDrawing" xmlns:wp="http://schemas.openxmlformats.org/drawingml/2006/wordprocessingDrawing" xmlns:w10="urn:schemas-microsoft-com:office:word" xmlns:w="http://schemas.openxmlformats.org/wordprocessingml/2006/main" xmlns:w14="http://schemas.microsoft.com/office/word/2010/wordml" xmlns:w15="http://schemas.microsoft.com/office/word/2012/wordml" xmlns:w16cex="http://schemas.microsoft.com/office/word/2018/wordml/cex" xmlns:w16cid="http://schemas.microsoft.com/office/word/2016/wordml/cid" xmlns:w16="http://schemas.microsoft.com/office/word/2018/wordml" xmlns:w16du="http://schemas.microsoft.com/office/word/2023/wordml/word16du" xmlns:w16sdtdh="http://schemas.microsoft.com/office/word/2020/wordml/sdtdatahash" xmlns:w16sdtfl="http://schemas.microsoft.com/office/word/2024/wordml/sdtformatlock" xmlns:w16se="http://schemas.microsoft.com/office/word/2015/wordml/symex" xmlns:wpg="http://schemas.microsoft.com/office/word/2010/wordprocessingGroup" xmlns:wpi="http://schemas.microsoft.com/office/word/2010/wordprocessingInk" xmlns:wne="http://schemas.microsoft.com/office/word/2006/wordml" xmlns:wps="http://schemas.microsoft.com/office/word/2010/wordprocessingShape" mc:Ignorable="w14 w15 w16se w16cid w16 w16cex w16sdtdh w16sdtfl w16du wp14">
+  <w:sdt>
+    <w:sdtPr>
+      <w:id w:val="-219519930"/>
+      <w:docPartObj>
+        <w:docPartGallery w:val="Page Numbers (Bottom of Page)"/>
+        <w:docPartUnique/>
+      </w:docPartObj>
+    </w:sdtPr>
+    <w:sdtEndPr>
+      <w:rPr>
+        <w:noProof/>
+      </w:rPr>
+    </w:sdtEndPr>
+    <w:sdtContent>
+      <w:p>
+        <w:pPr>
+          <w:pStyle w:val="Footer"/>
+          <w:jc w:val="right"/>
+        </w:pPr>
+        <w:r>
+          <w:fldChar w:fldCharType="begin"/>
+        </w:r>
+        <w:r>
+          <w:instrText xml:space="preserve"> PAGE   \* MERGEFORMAT </w:instrText>
+        </w:r>
+        <w:r>
+          <w:fldChar w:fldCharType="separate"/>
+        </w:r>
+        <w:r>
+          <w:rPr>
+            <w:noProof/>
+          </w:rPr>
+          <w:t>2</w:t>
+        </w:r>
+        <w:r>
+          <w:rPr>
+            <w:noProof/>
+          </w:rPr>
+          <w:fldChar w:fldCharType="end"/>
+        </w:r>
+      </w:p>
+    </w:sdtContent>
+  </w:sdt>
+  <w:p>
+    <w:pPr>
+      <w:pStyle w:val="Footer"/>
+    </w:pPr>
+  </w:p>
+</w:ftr>
+</file>
+
+<file path=word/footnotes.xml><?xml version="1.0" encoding="utf-8"?>
+<w:footnotes xmlns:wpc="http://schemas.microsoft.com/office/word/2010/wordprocessingCanvas" xmlns:cx="http://schemas.microsoft.com/office/drawing/2014/chartex" xmlns:cx1="http://schemas.microsoft.com/office/drawing/2015/9/8/chartex" xmlns:cx2="http://schemas.microsoft.com/office/drawing/2015/10/21/chartex" xmlns:cx3="http://schemas.microsoft.com/office/drawing/2016/5/9/chartex" xmlns:cx4="http://schemas.microsoft.com/office/drawing/2016/5/10/chartex" xmlns:cx5="http://schemas.microsoft.com/office/drawing/2016/5/11/chartex" xmlns:cx6="http://schemas.microsoft.com/office/drawing/2016/5/12/chartex" xmlns:cx7="http://schemas.microsoft.com/office/drawing/2016/5/13/chartex" xmlns:cx8="http://schemas.microsoft.com/office/drawing/2016/5/14/chartex" xmlns:mc="http://schemas.openxmlformats.org/markup-compatibility/2006" xmlns:aink="http://schemas.microsoft.com/office/drawing/2016/ink" xmlns:am3d="http://schemas.microsoft.com/office/drawing/2017/model3d" xmlns:o="urn:schemas-microsoft-com:office:office" xmlns:oel="http://schemas.microsoft.com/office/2019/extlst" xmlns:r="http://schemas.openxmlformats.org/officeDocument/2006/relationships" xmlns:m="http://schemas.openxmlformats.org/officeDocument/2006/math" xmlns:v="urn:schemas-microsoft-com:vml" xmlns:wp14="http://schemas.microsoft.com/office/word/2010/wordprocessingDrawing" xmlns:wp="http://schemas.openxmlformats.org/drawingml/2006/wordprocessingDrawing" xmlns:w10="urn:schemas-microsoft-com:office:word" xmlns:w="http://schemas.openxmlformats.org/wordprocessingml/2006/main" xmlns:w14="http://schemas.microsoft.com/office/word/2010/wordml" xmlns:w15="http://schemas.microsoft.com/office/word/2012/wordml" xmlns:w16cex="http://schemas.microsoft.com/office/word/2018/wordml/cex" xmlns:w16cid="http://schemas.microsoft.com/office/word/2016/wordml/cid" xmlns:w16="http://schemas.microsoft.com/office/word/2018/wordml" xmlns:w16du="http://schemas.microsoft.com/office/word/2023/wordml/word16du" xmlns:w16sdtdh="http://schemas.microsoft.com/office/word/2020/wordml/sdtdatahash" xmlns:w16sdtfl="http://schemas.microsoft.com/office/word/2024/wordml/sdtformatlock" xmlns:w16se="http://schemas.microsoft.com/office/word/2015/wordml/symex" xmlns:wpg="http://schemas.microsoft.com/office/word/2010/wordprocessingGroup" xmlns:wpi="http://schemas.microsoft.com/office/word/2010/wordprocessingInk" xmlns:wne="http://schemas.microsoft.com/office/word/2006/wordml" xmlns:wps="http://schemas.microsoft.com/office/word/2010/wordprocessingShape" mc:Ignorable="w14 w15 w16se w16cid w16 w16cex w16sdtdh w16sdtfl w16du wp14">
+  <w:footnote w:type="separator" w:id="-1">
+    <w:p>
+      <w:pPr>
+        <w:spacing w:after="0" w:line="240" w:lineRule="auto"/>
+      </w:pPr>
+      <w:r>
+        <w:separator/>
+      </w:r>
+    </w:p>
+  </w:footnote>
+  <w:footnote w:type="continuationSeparator" w:id="0">
+    <w:p>
+      <w:pPr>
+        <w:spacing w:after="0" w:line="240" w:lineRule="auto"/>
+      </w:pPr>
+      <w:r>
+        <w:continuationSeparator/>
+      </w:r>
+    </w:p>
+  </w:footnote>
+</w:footnotes>
 </file>
 
 <file path=word/styles.xml><?xml version="1.0" encoding="utf-8"?>
@@ -654,7 +5682,6 @@
   <w:style w:type="character" w:default="1" w:styleId="DefaultParagraphFont">
     <w:name w:val="Default Paragraph Font"/>
     <w:uiPriority w:val="1"/>
-    <w:semiHidden/>
     <w:unhideWhenUsed/>
   </w:style>
   <w:style w:type="table" w:default="1" w:styleId="TableNormal">
@@ -968,6 +5995,50 @@
       <w:spacing w:val="5"/>
     </w:rPr>
   </w:style>
+  <w:style w:type="paragraph" w:styleId="Header">
+    <w:name w:val="header"/>
+    <w:basedOn w:val="Normal"/>
+    <w:link w:val="HeaderChar"/>
+    <w:uiPriority w:val="99"/>
+    <w:unhideWhenUsed/>
+    <w:rsid w:val="00536FC0"/>
+    <w:pPr>
+      <w:tabs>
+        <w:tab w:val="center" w:pos="4680"/>
+        <w:tab w:val="right" w:pos="9360"/>
+      </w:tabs>
+      <w:spacing w:after="0" w:line="240" w:lineRule="auto"/>
+    </w:pPr>
+  </w:style>
+  <w:style w:type="character" w:customStyle="1" w:styleId="HeaderChar">
+    <w:name w:val="Header Char"/>
+    <w:basedOn w:val="DefaultParagraphFont"/>
+    <w:link w:val="Header"/>
+    <w:uiPriority w:val="99"/>
+    <w:rsid w:val="00536FC0"/>
+  </w:style>
+  <w:style w:type="paragraph" w:styleId="Footer">
+    <w:name w:val="footer"/>
+    <w:basedOn w:val="Normal"/>
+    <w:link w:val="FooterChar"/>
+    <w:uiPriority w:val="99"/>
+    <w:unhideWhenUsed/>
+    <w:rsid w:val="00536FC0"/>
+    <w:pPr>
+      <w:tabs>
+        <w:tab w:val="center" w:pos="4680"/>
+        <w:tab w:val="right" w:pos="9360"/>
+      </w:tabs>
+      <w:spacing w:after="0" w:line="240" w:lineRule="auto"/>
+    </w:pPr>
+  </w:style>
+  <w:style w:type="character" w:customStyle="1" w:styleId="FooterChar">
+    <w:name w:val="Footer Char"/>
+    <w:basedOn w:val="DefaultParagraphFont"/>
+    <w:link w:val="Footer"/>
+    <w:uiPriority w:val="99"/>
+    <w:rsid w:val="00536FC0"/>
+  </w:style>
 </w:styles>
 </file>
 
@@ -1264,4 +6335,16 @@
     </a:ext>
   </a:extLst>
 </a:theme>
+</file>
+
+<file path=customXml/item1.xml><?xml version="1.0" encoding="utf-8"?>
+<b:Sources xmlns:b="http://schemas.openxmlformats.org/officeDocument/2006/bibliography" xmlns="http://schemas.openxmlformats.org/officeDocument/2006/bibliography" SelectedStyle="\APASixthEditionOfficeOnline.xsl" StyleName="APA" Version="6"/>
+</file>
+
+<file path=customXml/itemProps1.xml><?xml version="1.0" encoding="utf-8"?>
+<ds:datastoreItem xmlns:ds="http://schemas.openxmlformats.org/officeDocument/2006/customXml" ds:itemID="{990587B1-BA1F-4989-B304-26ECB916D5B7}">
+  <ds:schemaRefs>
+    <ds:schemaRef ds:uri="http://schemas.openxmlformats.org/officeDocument/2006/bibliography"/>
+  </ds:schemaRefs>
+</ds:datastoreItem>
 </file>